--- a/2.3 2.4 без низкоуровневых исполнителей.docx
+++ b/2.3 2.4 без низкоуровневых исполнителей.docx
@@ -28506,6 +28506,434 @@
     <w:p>
       <w:pPr>
         <w:spacing w:after="160"/>
+      </w:pPr>
+    </w:p>
+    <w:p>
+      <w:pPr>
+        <w:spacing w:after="160"/>
+      </w:pPr>
+    </w:p>
+    <w:p>
+      <w:pPr>
+        <w:spacing w:after="160"/>
+        <w:ind w:firstLine="709"/>
+      </w:pPr>
+      <w:r>
+        <w:t>На рисунках 2.2 – 2.7 показаны схемы основных бизнес-процессов предприятия:</w:t>
+      </w:r>
+    </w:p>
+    <w:p>
+      <w:pPr>
+        <w:spacing w:after="160"/>
+        <w:ind w:firstLine="709"/>
+      </w:pPr>
+    </w:p>
+    <w:p>
+      <w:pPr>
+        <w:spacing w:after="160"/>
+      </w:pPr>
+      <w:r>
+        <w:rPr>
+          <w:noProof/>
+        </w:rPr>
+        <w:drawing>
+          <wp:inline distT="0" distB="0" distL="0" distR="0" wp14:anchorId="39BFA3B2" wp14:editId="2A8055DE">
+            <wp:extent cx="5939790" cy="2592070"/>
+            <wp:effectExtent l="0" t="0" r="3810" b="0"/>
+            <wp:docPr id="4" name="Рисунок 4"/>
+            <wp:cNvGraphicFramePr>
+              <a:graphicFrameLocks xmlns:a="http://schemas.openxmlformats.org/drawingml/2006/main" noChangeAspect="1"/>
+            </wp:cNvGraphicFramePr>
+            <a:graphic xmlns:a="http://schemas.openxmlformats.org/drawingml/2006/main">
+              <a:graphicData uri="http://schemas.openxmlformats.org/drawingml/2006/picture">
+                <pic:pic xmlns:pic="http://schemas.openxmlformats.org/drawingml/2006/picture">
+                  <pic:nvPicPr>
+                    <pic:cNvPr id="4" name="2.5.1 финальная.png"/>
+                    <pic:cNvPicPr/>
+                  </pic:nvPicPr>
+                  <pic:blipFill>
+                    <a:blip r:embed="rId15">
+                      <a:extLst>
+                        <a:ext uri="{28A0092B-C50C-407E-A947-70E740481C1C}">
+                          <a14:useLocalDpi xmlns:a14="http://schemas.microsoft.com/office/drawing/2010/main" val="0"/>
+                        </a:ext>
+                      </a:extLst>
+                    </a:blip>
+                    <a:stretch>
+                      <a:fillRect/>
+                    </a:stretch>
+                  </pic:blipFill>
+                  <pic:spPr>
+                    <a:xfrm>
+                      <a:off x="0" y="0"/>
+                      <a:ext cx="5939790" cy="2592070"/>
+                    </a:xfrm>
+                    <a:prstGeom prst="rect">
+                      <a:avLst/>
+                    </a:prstGeom>
+                  </pic:spPr>
+                </pic:pic>
+              </a:graphicData>
+            </a:graphic>
+          </wp:inline>
+        </w:drawing>
+      </w:r>
+    </w:p>
+    <w:p>
+      <w:pPr>
+        <w:spacing w:after="160"/>
+        <w:jc w:val="center"/>
+        <w:rPr>
+          <w:rFonts w:ascii="Times New Roman" w:hAnsi="Times New Roman" w:cs="Times New Roman"/>
+        </w:rPr>
+      </w:pPr>
+      <w:r>
+        <w:rPr>
+          <w:rFonts w:ascii="Times New Roman" w:hAnsi="Times New Roman" w:cs="Times New Roman"/>
+        </w:rPr>
+        <w:t>Рис. 2.2. Организационно-логическая схема бизнес-процесса «Подготовка производства»</w:t>
+      </w:r>
+    </w:p>
+    <w:p>
+      <w:pPr>
+        <w:spacing w:after="160"/>
+        <w:jc w:val="center"/>
+        <w:rPr>
+          <w:rFonts w:ascii="Times New Roman" w:hAnsi="Times New Roman" w:cs="Times New Roman"/>
+        </w:rPr>
+      </w:pPr>
+    </w:p>
+    <w:p>
+      <w:pPr>
+        <w:spacing w:after="160"/>
+        <w:jc w:val="center"/>
+        <w:rPr>
+          <w:rFonts w:ascii="Times New Roman" w:hAnsi="Times New Roman" w:cs="Times New Roman"/>
+        </w:rPr>
+      </w:pPr>
+      <w:r>
+        <w:rPr>
+          <w:rFonts w:ascii="Times New Roman" w:hAnsi="Times New Roman" w:cs="Times New Roman"/>
+          <w:noProof/>
+        </w:rPr>
+        <w:drawing>
+          <wp:inline distT="0" distB="0" distL="0" distR="0" wp14:anchorId="6F6C16A1" wp14:editId="5653B91F">
+            <wp:extent cx="5939790" cy="483870"/>
+            <wp:effectExtent l="0" t="0" r="3810" b="0"/>
+            <wp:docPr id="6" name="Рисунок 6"/>
+            <wp:cNvGraphicFramePr>
+              <a:graphicFrameLocks xmlns:a="http://schemas.openxmlformats.org/drawingml/2006/main" noChangeAspect="1"/>
+            </wp:cNvGraphicFramePr>
+            <a:graphic xmlns:a="http://schemas.openxmlformats.org/drawingml/2006/main">
+              <a:graphicData uri="http://schemas.openxmlformats.org/drawingml/2006/picture">
+                <pic:pic xmlns:pic="http://schemas.openxmlformats.org/drawingml/2006/picture">
+                  <pic:nvPicPr>
+                    <pic:cNvPr id="6" name="2.5.2 финальная.png"/>
+                    <pic:cNvPicPr/>
+                  </pic:nvPicPr>
+                  <pic:blipFill>
+                    <a:blip r:embed="rId16">
+                      <a:extLst>
+                        <a:ext uri="{28A0092B-C50C-407E-A947-70E740481C1C}">
+                          <a14:useLocalDpi xmlns:a14="http://schemas.microsoft.com/office/drawing/2010/main" val="0"/>
+                        </a:ext>
+                      </a:extLst>
+                    </a:blip>
+                    <a:stretch>
+                      <a:fillRect/>
+                    </a:stretch>
+                  </pic:blipFill>
+                  <pic:spPr>
+                    <a:xfrm>
+                      <a:off x="0" y="0"/>
+                      <a:ext cx="5939790" cy="483870"/>
+                    </a:xfrm>
+                    <a:prstGeom prst="rect">
+                      <a:avLst/>
+                    </a:prstGeom>
+                  </pic:spPr>
+                </pic:pic>
+              </a:graphicData>
+            </a:graphic>
+          </wp:inline>
+        </w:drawing>
+      </w:r>
+    </w:p>
+    <w:p>
+      <w:pPr>
+        <w:spacing w:after="160"/>
+        <w:jc w:val="center"/>
+        <w:rPr>
+          <w:rFonts w:ascii="Times New Roman" w:hAnsi="Times New Roman" w:cs="Times New Roman"/>
+        </w:rPr>
+      </w:pPr>
+      <w:r>
+        <w:rPr>
+          <w:rFonts w:ascii="Times New Roman" w:hAnsi="Times New Roman" w:cs="Times New Roman"/>
+        </w:rPr>
+        <w:t>Рис. 2.3. Организационно-логическая схема бизнес-процесса «Основное производство»</w:t>
+      </w:r>
+    </w:p>
+    <w:p>
+      <w:pPr>
+        <w:spacing w:after="160"/>
+        <w:jc w:val="center"/>
+        <w:rPr>
+          <w:rFonts w:ascii="Times New Roman" w:hAnsi="Times New Roman" w:cs="Times New Roman"/>
+        </w:rPr>
+      </w:pPr>
+    </w:p>
+    <w:p>
+      <w:pPr>
+        <w:spacing w:after="160"/>
+        <w:jc w:val="center"/>
+        <w:rPr>
+          <w:rFonts w:ascii="Times New Roman" w:hAnsi="Times New Roman" w:cs="Times New Roman"/>
+        </w:rPr>
+      </w:pPr>
+      <w:r>
+        <w:rPr>
+          <w:rFonts w:ascii="Times New Roman" w:hAnsi="Times New Roman" w:cs="Times New Roman"/>
+          <w:noProof/>
+        </w:rPr>
+        <w:lastRenderedPageBreak/>
+        <w:drawing>
+          <wp:inline distT="0" distB="0" distL="0" distR="0" wp14:anchorId="486ED98F" wp14:editId="5366FE62">
+            <wp:extent cx="5939790" cy="3213100"/>
+            <wp:effectExtent l="0" t="0" r="3810" b="6350"/>
+            <wp:docPr id="12" name="Рисунок 12"/>
+            <wp:cNvGraphicFramePr>
+              <a:graphicFrameLocks xmlns:a="http://schemas.openxmlformats.org/drawingml/2006/main" noChangeAspect="1"/>
+            </wp:cNvGraphicFramePr>
+            <a:graphic xmlns:a="http://schemas.openxmlformats.org/drawingml/2006/main">
+              <a:graphicData uri="http://schemas.openxmlformats.org/drawingml/2006/picture">
+                <pic:pic xmlns:pic="http://schemas.openxmlformats.org/drawingml/2006/picture">
+                  <pic:nvPicPr>
+                    <pic:cNvPr id="12" name="2.5.3 финальная.png"/>
+                    <pic:cNvPicPr/>
+                  </pic:nvPicPr>
+                  <pic:blipFill>
+                    <a:blip r:embed="rId17">
+                      <a:extLst>
+                        <a:ext uri="{28A0092B-C50C-407E-A947-70E740481C1C}">
+                          <a14:useLocalDpi xmlns:a14="http://schemas.microsoft.com/office/drawing/2010/main" val="0"/>
+                        </a:ext>
+                      </a:extLst>
+                    </a:blip>
+                    <a:stretch>
+                      <a:fillRect/>
+                    </a:stretch>
+                  </pic:blipFill>
+                  <pic:spPr>
+                    <a:xfrm>
+                      <a:off x="0" y="0"/>
+                      <a:ext cx="5939790" cy="3213100"/>
+                    </a:xfrm>
+                    <a:prstGeom prst="rect">
+                      <a:avLst/>
+                    </a:prstGeom>
+                  </pic:spPr>
+                </pic:pic>
+              </a:graphicData>
+            </a:graphic>
+          </wp:inline>
+        </w:drawing>
+      </w:r>
+    </w:p>
+    <w:p>
+      <w:pPr>
+        <w:spacing w:after="160"/>
+        <w:jc w:val="center"/>
+        <w:rPr>
+          <w:rFonts w:ascii="Times New Roman" w:hAnsi="Times New Roman" w:cs="Times New Roman"/>
+        </w:rPr>
+      </w:pPr>
+      <w:r>
+        <w:rPr>
+          <w:rFonts w:ascii="Times New Roman" w:hAnsi="Times New Roman" w:cs="Times New Roman"/>
+        </w:rPr>
+        <w:t>Рис. 2.4. Организационно-логическая схема бизнес-процесса «Вспомогательное производство»</w:t>
+      </w:r>
+    </w:p>
+    <w:p>
+      <w:pPr>
+        <w:spacing w:after="160"/>
+        <w:jc w:val="center"/>
+        <w:rPr>
+          <w:rFonts w:ascii="Times New Roman" w:hAnsi="Times New Roman" w:cs="Times New Roman"/>
+        </w:rPr>
+      </w:pPr>
+    </w:p>
+    <w:p>
+      <w:pPr>
+        <w:spacing w:after="160"/>
+        <w:jc w:val="center"/>
+        <w:rPr>
+          <w:rFonts w:ascii="Times New Roman" w:hAnsi="Times New Roman" w:cs="Times New Roman"/>
+        </w:rPr>
+      </w:pPr>
+      <w:r>
+        <w:rPr>
+          <w:rFonts w:ascii="Times New Roman" w:hAnsi="Times New Roman" w:cs="Times New Roman"/>
+          <w:noProof/>
+        </w:rPr>
+        <w:drawing>
+          <wp:inline distT="0" distB="0" distL="0" distR="0" wp14:anchorId="2688C200" wp14:editId="50E35046">
+            <wp:extent cx="5939790" cy="2525395"/>
+            <wp:effectExtent l="0" t="0" r="3810" b="8255"/>
+            <wp:docPr id="13" name="Рисунок 13"/>
+            <wp:cNvGraphicFramePr>
+              <a:graphicFrameLocks xmlns:a="http://schemas.openxmlformats.org/drawingml/2006/main" noChangeAspect="1"/>
+            </wp:cNvGraphicFramePr>
+            <a:graphic xmlns:a="http://schemas.openxmlformats.org/drawingml/2006/main">
+              <a:graphicData uri="http://schemas.openxmlformats.org/drawingml/2006/picture">
+                <pic:pic xmlns:pic="http://schemas.openxmlformats.org/drawingml/2006/picture">
+                  <pic:nvPicPr>
+                    <pic:cNvPr id="13" name="2.5.4 финальная.png"/>
+                    <pic:cNvPicPr/>
+                  </pic:nvPicPr>
+                  <pic:blipFill>
+                    <a:blip r:embed="rId18">
+                      <a:extLst>
+                        <a:ext uri="{28A0092B-C50C-407E-A947-70E740481C1C}">
+                          <a14:useLocalDpi xmlns:a14="http://schemas.microsoft.com/office/drawing/2010/main" val="0"/>
+                        </a:ext>
+                      </a:extLst>
+                    </a:blip>
+                    <a:stretch>
+                      <a:fillRect/>
+                    </a:stretch>
+                  </pic:blipFill>
+                  <pic:spPr>
+                    <a:xfrm>
+                      <a:off x="0" y="0"/>
+                      <a:ext cx="5939790" cy="2525395"/>
+                    </a:xfrm>
+                    <a:prstGeom prst="rect">
+                      <a:avLst/>
+                    </a:prstGeom>
+                  </pic:spPr>
+                </pic:pic>
+              </a:graphicData>
+            </a:graphic>
+          </wp:inline>
+        </w:drawing>
+      </w:r>
+    </w:p>
+    <w:p>
+      <w:pPr>
+        <w:spacing w:after="160"/>
+        <w:jc w:val="center"/>
+        <w:rPr>
+          <w:rFonts w:ascii="Times New Roman" w:hAnsi="Times New Roman" w:cs="Times New Roman"/>
+        </w:rPr>
+      </w:pPr>
+      <w:r>
+        <w:rPr>
+          <w:rFonts w:ascii="Times New Roman" w:hAnsi="Times New Roman" w:cs="Times New Roman"/>
+        </w:rPr>
+        <w:t>Рис. 2.5. Организационно-логическая схема бизнес-процесса «Материально-техническое обеспечение»</w:t>
+      </w:r>
+    </w:p>
+    <w:p>
+      <w:pPr>
+        <w:spacing w:after="160"/>
+        <w:jc w:val="center"/>
+        <w:rPr>
+          <w:rFonts w:ascii="Times New Roman" w:hAnsi="Times New Roman" w:cs="Times New Roman"/>
+        </w:rPr>
+      </w:pPr>
+    </w:p>
+    <w:p>
+      <w:pPr>
+        <w:spacing w:after="160"/>
+        <w:jc w:val="center"/>
+        <w:rPr>
+          <w:rFonts w:ascii="Times New Roman" w:hAnsi="Times New Roman" w:cs="Times New Roman"/>
+        </w:rPr>
+      </w:pPr>
+      <w:r>
+        <w:rPr>
+          <w:rFonts w:ascii="Times New Roman" w:hAnsi="Times New Roman" w:cs="Times New Roman"/>
+          <w:noProof/>
+        </w:rPr>
+        <w:drawing>
+          <wp:inline distT="0" distB="0" distL="0" distR="0" wp14:anchorId="2C84F562" wp14:editId="5E54C888">
+            <wp:extent cx="5939790" cy="880745"/>
+            <wp:effectExtent l="0" t="0" r="0" b="0"/>
+            <wp:docPr id="14" name="Рисунок 14"/>
+            <wp:cNvGraphicFramePr>
+              <a:graphicFrameLocks xmlns:a="http://schemas.openxmlformats.org/drawingml/2006/main" noChangeAspect="1"/>
+            </wp:cNvGraphicFramePr>
+            <a:graphic xmlns:a="http://schemas.openxmlformats.org/drawingml/2006/main">
+              <a:graphicData uri="http://schemas.openxmlformats.org/drawingml/2006/picture">
+                <pic:pic xmlns:pic="http://schemas.openxmlformats.org/drawingml/2006/picture">
+                  <pic:nvPicPr>
+                    <pic:cNvPr id="14" name="5.2.6 финальная.png"/>
+                    <pic:cNvPicPr/>
+                  </pic:nvPicPr>
+                  <pic:blipFill>
+                    <a:blip r:embed="rId19" cstate="print">
+                      <a:extLst>
+                        <a:ext uri="{28A0092B-C50C-407E-A947-70E740481C1C}">
+                          <a14:useLocalDpi xmlns:a14="http://schemas.microsoft.com/office/drawing/2010/main" val="0"/>
+                        </a:ext>
+                      </a:extLst>
+                    </a:blip>
+                    <a:stretch>
+                      <a:fillRect/>
+                    </a:stretch>
+                  </pic:blipFill>
+                  <pic:spPr>
+                    <a:xfrm>
+                      <a:off x="0" y="0"/>
+                      <a:ext cx="5939790" cy="880745"/>
+                    </a:xfrm>
+                    <a:prstGeom prst="rect">
+                      <a:avLst/>
+                    </a:prstGeom>
+                  </pic:spPr>
+                </pic:pic>
+              </a:graphicData>
+            </a:graphic>
+          </wp:inline>
+        </w:drawing>
+      </w:r>
+    </w:p>
+    <w:p>
+      <w:pPr>
+        <w:spacing w:after="160"/>
+        <w:jc w:val="center"/>
+        <w:rPr>
+          <w:rFonts w:ascii="Times New Roman" w:hAnsi="Times New Roman" w:cs="Times New Roman"/>
+        </w:rPr>
+      </w:pPr>
+      <w:r>
+        <w:rPr>
+          <w:rFonts w:ascii="Times New Roman" w:hAnsi="Times New Roman" w:cs="Times New Roman"/>
+        </w:rPr>
+        <w:t>Рис. 2.6. Организационно-логическая схема бизнес-процесса «Сбыт и сервисное обслуживание»</w:t>
+      </w:r>
+    </w:p>
+    <w:p>
+      <w:pPr>
+        <w:spacing w:after="160"/>
+        <w:jc w:val="center"/>
+        <w:rPr>
+          <w:rFonts w:ascii="Times New Roman" w:hAnsi="Times New Roman" w:cs="Times New Roman"/>
+        </w:rPr>
+      </w:pPr>
+    </w:p>
+    <w:p>
+      <w:pPr>
+        <w:spacing w:after="160"/>
+        <w:ind w:firstLine="709"/>
+        <w:jc w:val="both"/>
+        <w:rPr>
+          <w:rFonts w:ascii="Times New Roman" w:hAnsi="Times New Roman" w:cs="Times New Roman"/>
+          <w:sz w:val="28"/>
+          <w:szCs w:val="28"/>
+        </w:rPr>
       </w:pPr>
       <w:bookmarkStart w:id="0" w:name="_GoBack"/>
       <w:bookmarkEnd w:id="0"/>

--- a/2.3 2.4 без низкоуровневых исполнителей.docx
+++ b/2.3 2.4 без низкоуровневых исполнителей.docx
@@ -1109,23 +1109,7 @@
           <w:sz w:val="28"/>
           <w:szCs w:val="28"/>
         </w:rPr>
-        <w:t>Основные виды деятельности</w:t>
-      </w:r>
-      <w:r>
-        <w:rPr>
-          <w:rFonts w:cs="Times New Roman" w:ascii="Times New Roman" w:hAnsi="Times New Roman"/>
-          <w:sz w:val="28"/>
-          <w:szCs w:val="28"/>
-        </w:rPr>
-        <w:t>[1]</w:t>
-      </w:r>
-      <w:r>
-        <w:rPr>
-          <w:rFonts w:cs="Times New Roman" w:ascii="Times New Roman" w:hAnsi="Times New Roman"/>
-          <w:sz w:val="28"/>
-          <w:szCs w:val="28"/>
-        </w:rPr>
-        <w:t>:</w:t>
+        <w:t>Основные виды деятельности[1]:</w:t>
       </w:r>
     </w:p>
     <w:p>
@@ -1165,23 +1149,7 @@
           <w:sz w:val="28"/>
           <w:szCs w:val="28"/>
         </w:rPr>
-        <w:t>Дополнительные виды деятельности</w:t>
-      </w:r>
-      <w:r>
-        <w:rPr>
-          <w:rFonts w:cs="Times New Roman" w:ascii="Times New Roman" w:hAnsi="Times New Roman"/>
-          <w:sz w:val="28"/>
-          <w:szCs w:val="28"/>
-        </w:rPr>
-        <w:t>[1]</w:t>
-      </w:r>
-      <w:r>
-        <w:rPr>
-          <w:rFonts w:cs="Times New Roman" w:ascii="Times New Roman" w:hAnsi="Times New Roman"/>
-          <w:sz w:val="28"/>
-          <w:szCs w:val="28"/>
-        </w:rPr>
-        <w:t>:</w:t>
+        <w:t>Дополнительные виды деятельности[1]:</w:t>
       </w:r>
     </w:p>
     <w:p>
@@ -1445,39 +1413,7 @@
           <w:sz w:val="28"/>
           <w:szCs w:val="28"/>
         </w:rPr>
-        <w:t>Основные фонды охарактеризованы данными за 2021 год, так как в последующие годы детализированная финансовая отчетность по МСФО в открытом доступе не публиковалась</w:t>
-      </w:r>
-      <w:r>
-        <w:rPr>
-          <w:rFonts w:cs="Times New Roman" w:ascii="Times New Roman" w:hAnsi="Times New Roman"/>
-          <w:sz w:val="28"/>
-          <w:szCs w:val="28"/>
-        </w:rPr>
-        <w:t>[</w:t>
-      </w:r>
-      <w:r>
-        <w:rPr>
-          <w:rFonts w:cs="Times New Roman" w:ascii="Times New Roman" w:hAnsi="Times New Roman"/>
-          <w:sz w:val="28"/>
-          <w:szCs w:val="28"/>
-        </w:rPr>
-        <w:t>5</w:t>
-      </w:r>
-      <w:r>
-        <w:rPr>
-          <w:rFonts w:cs="Times New Roman" w:ascii="Times New Roman" w:hAnsi="Times New Roman"/>
-          <w:sz w:val="28"/>
-          <w:szCs w:val="28"/>
-        </w:rPr>
-        <w:t>]</w:t>
-      </w:r>
-      <w:r>
-        <w:rPr>
-          <w:rFonts w:cs="Times New Roman" w:ascii="Times New Roman" w:hAnsi="Times New Roman"/>
-          <w:sz w:val="28"/>
-          <w:szCs w:val="28"/>
-        </w:rPr>
-        <w:t>. Это показано в таблице 1.1.</w:t>
+        <w:t>Основные фонды охарактеризованы данными за 2021 год, так как в последующие годы детализированная финансовая отчетность по МСФО в открытом доступе не публиковалась[5]. Это показано в таблице 1.1.</w:t>
       </w:r>
     </w:p>
     <w:p>
@@ -1799,23 +1735,7 @@
           <w:sz w:val="28"/>
           <w:szCs w:val="28"/>
         </w:rPr>
-        <w:t>В интегрированном отчете ПАО «Северсталь» и его дочерних предприятий за 2024 год предоставлена карта с расположением ключевых производственных активов компании</w:t>
-      </w:r>
-      <w:r>
-        <w:rPr>
-          <w:rFonts w:cs="Times New Roman" w:ascii="Times New Roman" w:hAnsi="Times New Roman"/>
-          <w:sz w:val="28"/>
-          <w:szCs w:val="28"/>
-        </w:rPr>
-        <w:t>[4, с.17]</w:t>
-      </w:r>
-      <w:r>
-        <w:rPr>
-          <w:rFonts w:cs="Times New Roman" w:ascii="Times New Roman" w:hAnsi="Times New Roman"/>
-          <w:sz w:val="28"/>
-          <w:szCs w:val="28"/>
-        </w:rPr>
-        <w:t>. Это показано на рисунке 1.1.</w:t>
+        <w:t>В интегрированном отчете ПАО «Северсталь» и его дочерних предприятий за 2024 год предоставлена карта с расположением ключевых производственных активов компании[4, с.17]. Это показано на рисунке 1.1.</w:t>
       </w:r>
     </w:p>
     <w:p>
@@ -1959,23 +1879,7 @@
           <w:sz w:val="28"/>
           <w:szCs w:val="28"/>
         </w:rPr>
-        <w:t xml:space="preserve">Основные показатели трудовых ресурсов ПАО «Северсталь» за 2022-2024 гг. представлены в таблице 1.2 </w:t>
-      </w:r>
-      <w:r>
-        <w:rPr>
-          <w:rFonts w:cs="Times New Roman" w:ascii="Times New Roman" w:hAnsi="Times New Roman"/>
-          <w:sz w:val="28"/>
-          <w:szCs w:val="28"/>
-        </w:rPr>
-        <w:t>[2; 3; 4]</w:t>
-      </w:r>
-      <w:r>
-        <w:rPr>
-          <w:rFonts w:cs="Times New Roman" w:ascii="Times New Roman" w:hAnsi="Times New Roman"/>
-          <w:sz w:val="28"/>
-          <w:szCs w:val="28"/>
-        </w:rPr>
-        <w:t>.</w:t>
+        <w:t>Основные показатели трудовых ресурсов ПАО «Северсталь» за 2022-2024 гг. представлены в таблице 1.2 [2; 3; 4].</w:t>
       </w:r>
     </w:p>
     <w:p>
@@ -2015,9 +1919,9 @@
       <w:tblGrid>
         <w:gridCol w:w="2589"/>
         <w:gridCol w:w="1657"/>
+        <w:gridCol w:w="1659"/>
         <w:gridCol w:w="1660"/>
-        <w:gridCol w:w="1660"/>
-        <w:gridCol w:w="1801"/>
+        <w:gridCol w:w="1802"/>
       </w:tblGrid>
       <w:tr>
         <w:trPr>
@@ -2075,6 +1979,33 @@
         </w:tc>
         <w:tc>
           <w:tcPr>
+            <w:tcW w:w="1659" w:type="dxa"/>
+            <w:tcBorders/>
+          </w:tcPr>
+          <w:p>
+            <w:pPr>
+              <w:pStyle w:val="Normal"/>
+              <w:jc w:val="both"/>
+              <w:rPr>
+                <w:rFonts w:ascii="Times New Roman" w:hAnsi="Times New Roman" w:cs="Times New Roman"/>
+                <w:sz w:val="28"/>
+                <w:szCs w:val="28"/>
+              </w:rPr>
+            </w:pPr>
+            <w:r>
+              <w:rPr>
+                <w:rFonts w:eastAsia="Calibri" w:cs="Times New Roman" w:ascii="Times New Roman" w:hAnsi="Times New Roman"/>
+                <w:kern w:val="0"/>
+                <w:sz w:val="28"/>
+                <w:szCs w:val="28"/>
+                <w:lang w:eastAsia="en-US" w:bidi="ar-SA"/>
+              </w:rPr>
+              <w:t>2023</w:t>
+            </w:r>
+          </w:p>
+        </w:tc>
+        <w:tc>
+          <w:tcPr>
             <w:tcW w:w="1660" w:type="dxa"/>
             <w:tcBorders/>
           </w:tcPr>
@@ -2096,40 +2027,13 @@
                 <w:szCs w:val="28"/>
                 <w:lang w:eastAsia="en-US" w:bidi="ar-SA"/>
               </w:rPr>
-              <w:t>2023</w:t>
-            </w:r>
-          </w:p>
-        </w:tc>
-        <w:tc>
-          <w:tcPr>
-            <w:tcW w:w="1660" w:type="dxa"/>
-            <w:tcBorders/>
-          </w:tcPr>
-          <w:p>
-            <w:pPr>
-              <w:pStyle w:val="Normal"/>
-              <w:jc w:val="both"/>
-              <w:rPr>
-                <w:rFonts w:ascii="Times New Roman" w:hAnsi="Times New Roman" w:cs="Times New Roman"/>
-                <w:sz w:val="28"/>
-                <w:szCs w:val="28"/>
-              </w:rPr>
-            </w:pPr>
-            <w:r>
-              <w:rPr>
-                <w:rFonts w:eastAsia="Calibri" w:cs="Times New Roman" w:ascii="Times New Roman" w:hAnsi="Times New Roman"/>
-                <w:kern w:val="0"/>
-                <w:sz w:val="28"/>
-                <w:szCs w:val="28"/>
-                <w:lang w:eastAsia="en-US" w:bidi="ar-SA"/>
-              </w:rPr>
               <w:t>2024</w:t>
             </w:r>
           </w:p>
         </w:tc>
         <w:tc>
           <w:tcPr>
-            <w:tcW w:w="1801" w:type="dxa"/>
+            <w:tcW w:w="1802" w:type="dxa"/>
             <w:tcBorders/>
           </w:tcPr>
           <w:p>
@@ -2225,6 +2129,33 @@
         </w:tc>
         <w:tc>
           <w:tcPr>
+            <w:tcW w:w="1659" w:type="dxa"/>
+            <w:tcBorders/>
+          </w:tcPr>
+          <w:p>
+            <w:pPr>
+              <w:pStyle w:val="Normal"/>
+              <w:jc w:val="both"/>
+              <w:rPr>
+                <w:rFonts w:ascii="Times New Roman" w:hAnsi="Times New Roman" w:cs="Times New Roman"/>
+                <w:sz w:val="28"/>
+                <w:szCs w:val="28"/>
+              </w:rPr>
+            </w:pPr>
+            <w:r>
+              <w:rPr>
+                <w:rFonts w:eastAsia="Calibri" w:cs="Times New Roman" w:ascii="Times New Roman" w:hAnsi="Times New Roman"/>
+                <w:kern w:val="0"/>
+                <w:sz w:val="28"/>
+                <w:szCs w:val="28"/>
+                <w:lang w:eastAsia="en-US" w:bidi="ar-SA"/>
+              </w:rPr>
+              <w:t>46 113</w:t>
+            </w:r>
+          </w:p>
+        </w:tc>
+        <w:tc>
+          <w:tcPr>
             <w:tcW w:w="1660" w:type="dxa"/>
             <w:tcBorders/>
           </w:tcPr>
@@ -2246,40 +2177,13 @@
                 <w:szCs w:val="28"/>
                 <w:lang w:eastAsia="en-US" w:bidi="ar-SA"/>
               </w:rPr>
-              <w:t>46 113</w:t>
-            </w:r>
-          </w:p>
-        </w:tc>
-        <w:tc>
-          <w:tcPr>
-            <w:tcW w:w="1660" w:type="dxa"/>
-            <w:tcBorders/>
-          </w:tcPr>
-          <w:p>
-            <w:pPr>
-              <w:pStyle w:val="Normal"/>
-              <w:jc w:val="both"/>
-              <w:rPr>
-                <w:rFonts w:ascii="Times New Roman" w:hAnsi="Times New Roman" w:cs="Times New Roman"/>
-                <w:sz w:val="28"/>
-                <w:szCs w:val="28"/>
-              </w:rPr>
-            </w:pPr>
-            <w:r>
-              <w:rPr>
-                <w:rFonts w:eastAsia="Calibri" w:cs="Times New Roman" w:ascii="Times New Roman" w:hAnsi="Times New Roman"/>
-                <w:kern w:val="0"/>
-                <w:sz w:val="28"/>
-                <w:szCs w:val="28"/>
-                <w:lang w:eastAsia="en-US" w:bidi="ar-SA"/>
-              </w:rPr>
               <w:t>50 553</w:t>
             </w:r>
           </w:p>
         </w:tc>
         <w:tc>
           <w:tcPr>
-            <w:tcW w:w="1801" w:type="dxa"/>
+            <w:tcW w:w="1802" w:type="dxa"/>
             <w:tcBorders/>
           </w:tcPr>
           <w:p>
@@ -2398,6 +2302,33 @@
         </w:tc>
         <w:tc>
           <w:tcPr>
+            <w:tcW w:w="1659" w:type="dxa"/>
+            <w:tcBorders/>
+          </w:tcPr>
+          <w:p>
+            <w:pPr>
+              <w:pStyle w:val="Normal"/>
+              <w:jc w:val="both"/>
+              <w:rPr>
+                <w:rFonts w:ascii="Times New Roman" w:hAnsi="Times New Roman" w:cs="Times New Roman"/>
+                <w:sz w:val="28"/>
+                <w:szCs w:val="28"/>
+              </w:rPr>
+            </w:pPr>
+            <w:r>
+              <w:rPr>
+                <w:rFonts w:eastAsia="Calibri" w:cs="Times New Roman" w:ascii="Times New Roman" w:hAnsi="Times New Roman"/>
+                <w:kern w:val="0"/>
+                <w:sz w:val="28"/>
+                <w:szCs w:val="28"/>
+                <w:lang w:eastAsia="en-US" w:bidi="ar-SA"/>
+              </w:rPr>
+              <w:t>33192</w:t>
+            </w:r>
+          </w:p>
+        </w:tc>
+        <w:tc>
+          <w:tcPr>
             <w:tcW w:w="1660" w:type="dxa"/>
             <w:tcBorders/>
           </w:tcPr>
@@ -2419,40 +2350,13 @@
                 <w:szCs w:val="28"/>
                 <w:lang w:eastAsia="en-US" w:bidi="ar-SA"/>
               </w:rPr>
-              <w:t>33192</w:t>
-            </w:r>
-          </w:p>
-        </w:tc>
-        <w:tc>
-          <w:tcPr>
-            <w:tcW w:w="1660" w:type="dxa"/>
-            <w:tcBorders/>
-          </w:tcPr>
-          <w:p>
-            <w:pPr>
-              <w:pStyle w:val="Normal"/>
-              <w:jc w:val="both"/>
-              <w:rPr>
-                <w:rFonts w:ascii="Times New Roman" w:hAnsi="Times New Roman" w:cs="Times New Roman"/>
-                <w:sz w:val="28"/>
-                <w:szCs w:val="28"/>
-              </w:rPr>
-            </w:pPr>
-            <w:r>
-              <w:rPr>
-                <w:rFonts w:eastAsia="Calibri" w:cs="Times New Roman" w:ascii="Times New Roman" w:hAnsi="Times New Roman"/>
-                <w:kern w:val="0"/>
-                <w:sz w:val="28"/>
-                <w:szCs w:val="28"/>
-                <w:lang w:eastAsia="en-US" w:bidi="ar-SA"/>
-              </w:rPr>
               <w:t>36396</w:t>
             </w:r>
           </w:p>
         </w:tc>
         <w:tc>
           <w:tcPr>
-            <w:tcW w:w="1801" w:type="dxa"/>
+            <w:tcW w:w="1802" w:type="dxa"/>
             <w:tcBorders/>
           </w:tcPr>
           <w:p>
@@ -2538,6 +2442,33 @@
         </w:tc>
         <w:tc>
           <w:tcPr>
+            <w:tcW w:w="1659" w:type="dxa"/>
+            <w:tcBorders/>
+          </w:tcPr>
+          <w:p>
+            <w:pPr>
+              <w:pStyle w:val="Normal"/>
+              <w:jc w:val="both"/>
+              <w:rPr>
+                <w:rFonts w:ascii="Times New Roman" w:hAnsi="Times New Roman" w:cs="Times New Roman"/>
+                <w:sz w:val="28"/>
+                <w:szCs w:val="28"/>
+              </w:rPr>
+            </w:pPr>
+            <w:r>
+              <w:rPr>
+                <w:rFonts w:eastAsia="Calibri" w:cs="Times New Roman" w:ascii="Times New Roman" w:hAnsi="Times New Roman"/>
+                <w:kern w:val="0"/>
+                <w:sz w:val="28"/>
+                <w:szCs w:val="28"/>
+                <w:lang w:eastAsia="en-US" w:bidi="ar-SA"/>
+              </w:rPr>
+              <w:t>12921</w:t>
+            </w:r>
+          </w:p>
+        </w:tc>
+        <w:tc>
+          <w:tcPr>
             <w:tcW w:w="1660" w:type="dxa"/>
             <w:tcBorders/>
           </w:tcPr>
@@ -2559,40 +2490,13 @@
                 <w:szCs w:val="28"/>
                 <w:lang w:eastAsia="en-US" w:bidi="ar-SA"/>
               </w:rPr>
-              <w:t>12921</w:t>
-            </w:r>
-          </w:p>
-        </w:tc>
-        <w:tc>
-          <w:tcPr>
-            <w:tcW w:w="1660" w:type="dxa"/>
-            <w:tcBorders/>
-          </w:tcPr>
-          <w:p>
-            <w:pPr>
-              <w:pStyle w:val="Normal"/>
-              <w:jc w:val="both"/>
-              <w:rPr>
-                <w:rFonts w:ascii="Times New Roman" w:hAnsi="Times New Roman" w:cs="Times New Roman"/>
-                <w:sz w:val="28"/>
-                <w:szCs w:val="28"/>
-              </w:rPr>
-            </w:pPr>
-            <w:r>
-              <w:rPr>
-                <w:rFonts w:eastAsia="Calibri" w:cs="Times New Roman" w:ascii="Times New Roman" w:hAnsi="Times New Roman"/>
-                <w:kern w:val="0"/>
-                <w:sz w:val="28"/>
-                <w:szCs w:val="28"/>
-                <w:lang w:eastAsia="en-US" w:bidi="ar-SA"/>
-              </w:rPr>
               <w:t>14157</w:t>
             </w:r>
           </w:p>
         </w:tc>
         <w:tc>
           <w:tcPr>
-            <w:tcW w:w="1801" w:type="dxa"/>
+            <w:tcW w:w="1802" w:type="dxa"/>
             <w:tcBorders/>
           </w:tcPr>
           <w:p>
@@ -2678,6 +2582,33 @@
         </w:tc>
         <w:tc>
           <w:tcPr>
+            <w:tcW w:w="1659" w:type="dxa"/>
+            <w:tcBorders/>
+          </w:tcPr>
+          <w:p>
+            <w:pPr>
+              <w:pStyle w:val="Normal"/>
+              <w:jc w:val="both"/>
+              <w:rPr>
+                <w:rFonts w:ascii="Times New Roman" w:hAnsi="Times New Roman" w:cs="Times New Roman"/>
+                <w:sz w:val="28"/>
+                <w:szCs w:val="28"/>
+              </w:rPr>
+            </w:pPr>
+            <w:r>
+              <w:rPr>
+                <w:rFonts w:eastAsia="Calibri" w:cs="Times New Roman" w:ascii="Times New Roman" w:hAnsi="Times New Roman"/>
+                <w:kern w:val="0"/>
+                <w:sz w:val="28"/>
+                <w:szCs w:val="28"/>
+                <w:lang w:eastAsia="en-US" w:bidi="ar-SA"/>
+              </w:rPr>
+              <w:t>8132</w:t>
+            </w:r>
+          </w:p>
+        </w:tc>
+        <w:tc>
+          <w:tcPr>
             <w:tcW w:w="1660" w:type="dxa"/>
             <w:tcBorders/>
           </w:tcPr>
@@ -2699,40 +2630,13 @@
                 <w:szCs w:val="28"/>
                 <w:lang w:eastAsia="en-US" w:bidi="ar-SA"/>
               </w:rPr>
-              <w:t>8132</w:t>
-            </w:r>
-          </w:p>
-        </w:tc>
-        <w:tc>
-          <w:tcPr>
-            <w:tcW w:w="1660" w:type="dxa"/>
-            <w:tcBorders/>
-          </w:tcPr>
-          <w:p>
-            <w:pPr>
-              <w:pStyle w:val="Normal"/>
-              <w:jc w:val="both"/>
-              <w:rPr>
-                <w:rFonts w:ascii="Times New Roman" w:hAnsi="Times New Roman" w:cs="Times New Roman"/>
-                <w:sz w:val="28"/>
-                <w:szCs w:val="28"/>
-              </w:rPr>
-            </w:pPr>
-            <w:r>
-              <w:rPr>
-                <w:rFonts w:eastAsia="Calibri" w:cs="Times New Roman" w:ascii="Times New Roman" w:hAnsi="Times New Roman"/>
-                <w:kern w:val="0"/>
-                <w:sz w:val="28"/>
-                <w:szCs w:val="28"/>
-                <w:lang w:eastAsia="en-US" w:bidi="ar-SA"/>
-              </w:rPr>
               <w:t>9708</w:t>
             </w:r>
           </w:p>
         </w:tc>
         <w:tc>
           <w:tcPr>
-            <w:tcW w:w="1801" w:type="dxa"/>
+            <w:tcW w:w="1802" w:type="dxa"/>
             <w:tcBorders/>
           </w:tcPr>
           <w:p>
@@ -2818,6 +2722,33 @@
         </w:tc>
         <w:tc>
           <w:tcPr>
+            <w:tcW w:w="1659" w:type="dxa"/>
+            <w:tcBorders/>
+          </w:tcPr>
+          <w:p>
+            <w:pPr>
+              <w:pStyle w:val="Normal"/>
+              <w:jc w:val="both"/>
+              <w:rPr>
+                <w:rFonts w:ascii="Times New Roman" w:hAnsi="Times New Roman" w:cs="Times New Roman"/>
+                <w:sz w:val="28"/>
+                <w:szCs w:val="28"/>
+              </w:rPr>
+            </w:pPr>
+            <w:r>
+              <w:rPr>
+                <w:rFonts w:eastAsia="Calibri" w:cs="Times New Roman" w:ascii="Times New Roman" w:hAnsi="Times New Roman"/>
+                <w:kern w:val="0"/>
+                <w:sz w:val="28"/>
+                <w:szCs w:val="28"/>
+                <w:lang w:eastAsia="en-US" w:bidi="ar-SA"/>
+              </w:rPr>
+              <w:t>8802</w:t>
+            </w:r>
+          </w:p>
+        </w:tc>
+        <w:tc>
+          <w:tcPr>
             <w:tcW w:w="1660" w:type="dxa"/>
             <w:tcBorders/>
           </w:tcPr>
@@ -2839,40 +2770,13 @@
                 <w:szCs w:val="28"/>
                 <w:lang w:eastAsia="en-US" w:bidi="ar-SA"/>
               </w:rPr>
-              <w:t>8802</w:t>
-            </w:r>
-          </w:p>
-        </w:tc>
-        <w:tc>
-          <w:tcPr>
-            <w:tcW w:w="1660" w:type="dxa"/>
-            <w:tcBorders/>
-          </w:tcPr>
-          <w:p>
-            <w:pPr>
-              <w:pStyle w:val="Normal"/>
-              <w:jc w:val="both"/>
-              <w:rPr>
-                <w:rFonts w:ascii="Times New Roman" w:hAnsi="Times New Roman" w:cs="Times New Roman"/>
-                <w:sz w:val="28"/>
-                <w:szCs w:val="28"/>
-              </w:rPr>
-            </w:pPr>
-            <w:r>
-              <w:rPr>
-                <w:rFonts w:eastAsia="Calibri" w:cs="Times New Roman" w:ascii="Times New Roman" w:hAnsi="Times New Roman"/>
-                <w:kern w:val="0"/>
-                <w:sz w:val="28"/>
-                <w:szCs w:val="28"/>
-                <w:lang w:eastAsia="en-US" w:bidi="ar-SA"/>
-              </w:rPr>
               <w:t>10474</w:t>
             </w:r>
           </w:p>
         </w:tc>
         <w:tc>
           <w:tcPr>
-            <w:tcW w:w="1801" w:type="dxa"/>
+            <w:tcW w:w="1802" w:type="dxa"/>
             <w:tcBorders/>
           </w:tcPr>
           <w:p>
@@ -2958,6 +2862,33 @@
         </w:tc>
         <w:tc>
           <w:tcPr>
+            <w:tcW w:w="1659" w:type="dxa"/>
+            <w:tcBorders/>
+          </w:tcPr>
+          <w:p>
+            <w:pPr>
+              <w:pStyle w:val="Normal"/>
+              <w:jc w:val="both"/>
+              <w:rPr>
+                <w:rFonts w:ascii="Times New Roman" w:hAnsi="Times New Roman" w:cs="Times New Roman"/>
+                <w:sz w:val="28"/>
+                <w:szCs w:val="28"/>
+              </w:rPr>
+            </w:pPr>
+            <w:r>
+              <w:rPr>
+                <w:rFonts w:eastAsia="Calibri" w:cs="Times New Roman" w:ascii="Times New Roman" w:hAnsi="Times New Roman"/>
+                <w:kern w:val="0"/>
+                <w:sz w:val="28"/>
+                <w:szCs w:val="28"/>
+                <w:lang w:eastAsia="en-US" w:bidi="ar-SA"/>
+              </w:rPr>
+              <w:t>30321</w:t>
+            </w:r>
+          </w:p>
+        </w:tc>
+        <w:tc>
+          <w:tcPr>
             <w:tcW w:w="1660" w:type="dxa"/>
             <w:tcBorders/>
           </w:tcPr>
@@ -2979,40 +2910,13 @@
                 <w:szCs w:val="28"/>
                 <w:lang w:eastAsia="en-US" w:bidi="ar-SA"/>
               </w:rPr>
-              <w:t>30321</w:t>
-            </w:r>
-          </w:p>
-        </w:tc>
-        <w:tc>
-          <w:tcPr>
-            <w:tcW w:w="1660" w:type="dxa"/>
-            <w:tcBorders/>
-          </w:tcPr>
-          <w:p>
-            <w:pPr>
-              <w:pStyle w:val="Normal"/>
-              <w:jc w:val="both"/>
-              <w:rPr>
-                <w:rFonts w:ascii="Times New Roman" w:hAnsi="Times New Roman" w:cs="Times New Roman"/>
-                <w:sz w:val="28"/>
-                <w:szCs w:val="28"/>
-              </w:rPr>
-            </w:pPr>
-            <w:r>
-              <w:rPr>
-                <w:rFonts w:eastAsia="Calibri" w:cs="Times New Roman" w:ascii="Times New Roman" w:hAnsi="Times New Roman"/>
-                <w:kern w:val="0"/>
-                <w:sz w:val="28"/>
-                <w:szCs w:val="28"/>
-                <w:lang w:eastAsia="en-US" w:bidi="ar-SA"/>
-              </w:rPr>
               <w:t>32260</w:t>
             </w:r>
           </w:p>
         </w:tc>
         <w:tc>
           <w:tcPr>
-            <w:tcW w:w="1801" w:type="dxa"/>
+            <w:tcW w:w="1802" w:type="dxa"/>
             <w:tcBorders/>
           </w:tcPr>
           <w:p>
@@ -3098,6 +3002,33 @@
         </w:tc>
         <w:tc>
           <w:tcPr>
+            <w:tcW w:w="1659" w:type="dxa"/>
+            <w:tcBorders/>
+          </w:tcPr>
+          <w:p>
+            <w:pPr>
+              <w:pStyle w:val="Normal"/>
+              <w:jc w:val="both"/>
+              <w:rPr>
+                <w:rFonts w:ascii="Times New Roman" w:hAnsi="Times New Roman" w:cs="Times New Roman"/>
+                <w:sz w:val="28"/>
+                <w:szCs w:val="28"/>
+              </w:rPr>
+            </w:pPr>
+            <w:r>
+              <w:rPr>
+                <w:rFonts w:eastAsia="Calibri" w:cs="Times New Roman" w:ascii="Times New Roman" w:hAnsi="Times New Roman"/>
+                <w:kern w:val="0"/>
+                <w:sz w:val="28"/>
+                <w:szCs w:val="28"/>
+                <w:lang w:eastAsia="en-US" w:bidi="ar-SA"/>
+              </w:rPr>
+              <w:t>117,3</w:t>
+            </w:r>
+          </w:p>
+        </w:tc>
+        <w:tc>
+          <w:tcPr>
             <w:tcW w:w="1660" w:type="dxa"/>
             <w:tcBorders/>
           </w:tcPr>
@@ -3119,40 +3050,13 @@
                 <w:szCs w:val="28"/>
                 <w:lang w:eastAsia="en-US" w:bidi="ar-SA"/>
               </w:rPr>
-              <w:t>117,3</w:t>
-            </w:r>
-          </w:p>
-        </w:tc>
-        <w:tc>
-          <w:tcPr>
-            <w:tcW w:w="1660" w:type="dxa"/>
-            <w:tcBorders/>
-          </w:tcPr>
-          <w:p>
-            <w:pPr>
-              <w:pStyle w:val="Normal"/>
-              <w:jc w:val="both"/>
-              <w:rPr>
-                <w:rFonts w:ascii="Times New Roman" w:hAnsi="Times New Roman" w:cs="Times New Roman"/>
-                <w:sz w:val="28"/>
-                <w:szCs w:val="28"/>
-              </w:rPr>
-            </w:pPr>
-            <w:r>
-              <w:rPr>
-                <w:rFonts w:eastAsia="Calibri" w:cs="Times New Roman" w:ascii="Times New Roman" w:hAnsi="Times New Roman"/>
-                <w:kern w:val="0"/>
-                <w:sz w:val="28"/>
-                <w:szCs w:val="28"/>
-                <w:lang w:eastAsia="en-US" w:bidi="ar-SA"/>
-              </w:rPr>
               <w:t>144,0</w:t>
             </w:r>
           </w:p>
         </w:tc>
         <w:tc>
           <w:tcPr>
-            <w:tcW w:w="1801" w:type="dxa"/>
+            <w:tcW w:w="1802" w:type="dxa"/>
             <w:tcBorders/>
           </w:tcPr>
           <w:p>
@@ -3271,6 +3175,33 @@
         </w:tc>
         <w:tc>
           <w:tcPr>
+            <w:tcW w:w="1659" w:type="dxa"/>
+            <w:tcBorders/>
+          </w:tcPr>
+          <w:p>
+            <w:pPr>
+              <w:pStyle w:val="Normal"/>
+              <w:jc w:val="both"/>
+              <w:rPr>
+                <w:rFonts w:ascii="Times New Roman" w:hAnsi="Times New Roman" w:cs="Times New Roman"/>
+                <w:sz w:val="28"/>
+                <w:szCs w:val="28"/>
+              </w:rPr>
+            </w:pPr>
+            <w:r>
+              <w:rPr>
+                <w:rFonts w:eastAsia="Calibri" w:cs="Times New Roman" w:ascii="Times New Roman" w:hAnsi="Times New Roman"/>
+                <w:kern w:val="0"/>
+                <w:sz w:val="28"/>
+                <w:szCs w:val="28"/>
+                <w:lang w:eastAsia="en-US" w:bidi="ar-SA"/>
+              </w:rPr>
+              <w:t>95%</w:t>
+            </w:r>
+          </w:p>
+        </w:tc>
+        <w:tc>
+          <w:tcPr>
             <w:tcW w:w="1660" w:type="dxa"/>
             <w:tcBorders/>
           </w:tcPr>
@@ -3292,40 +3223,13 @@
                 <w:szCs w:val="28"/>
                 <w:lang w:eastAsia="en-US" w:bidi="ar-SA"/>
               </w:rPr>
-              <w:t>95%</w:t>
-            </w:r>
-          </w:p>
-        </w:tc>
-        <w:tc>
-          <w:tcPr>
-            <w:tcW w:w="1660" w:type="dxa"/>
-            <w:tcBorders/>
-          </w:tcPr>
-          <w:p>
-            <w:pPr>
-              <w:pStyle w:val="Normal"/>
-              <w:jc w:val="both"/>
-              <w:rPr>
-                <w:rFonts w:ascii="Times New Roman" w:hAnsi="Times New Roman" w:cs="Times New Roman"/>
-                <w:sz w:val="28"/>
-                <w:szCs w:val="28"/>
-              </w:rPr>
-            </w:pPr>
-            <w:r>
-              <w:rPr>
-                <w:rFonts w:eastAsia="Calibri" w:cs="Times New Roman" w:ascii="Times New Roman" w:hAnsi="Times New Roman"/>
-                <w:kern w:val="0"/>
-                <w:sz w:val="28"/>
-                <w:szCs w:val="28"/>
-                <w:lang w:eastAsia="en-US" w:bidi="ar-SA"/>
-              </w:rPr>
               <w:t>88%</w:t>
             </w:r>
           </w:p>
         </w:tc>
         <w:tc>
           <w:tcPr>
-            <w:tcW w:w="1801" w:type="dxa"/>
+            <w:tcW w:w="1802" w:type="dxa"/>
             <w:tcBorders/>
           </w:tcPr>
           <w:p>
@@ -3411,6 +3315,33 @@
         </w:tc>
         <w:tc>
           <w:tcPr>
+            <w:tcW w:w="1659" w:type="dxa"/>
+            <w:tcBorders/>
+          </w:tcPr>
+          <w:p>
+            <w:pPr>
+              <w:pStyle w:val="Normal"/>
+              <w:jc w:val="both"/>
+              <w:rPr>
+                <w:rFonts w:ascii="Times New Roman" w:hAnsi="Times New Roman" w:cs="Times New Roman"/>
+                <w:sz w:val="28"/>
+                <w:szCs w:val="28"/>
+              </w:rPr>
+            </w:pPr>
+            <w:r>
+              <w:rPr>
+                <w:rFonts w:eastAsia="Calibri" w:cs="Times New Roman" w:ascii="Times New Roman" w:hAnsi="Times New Roman"/>
+                <w:kern w:val="0"/>
+                <w:sz w:val="28"/>
+                <w:szCs w:val="28"/>
+                <w:lang w:eastAsia="en-US" w:bidi="ar-SA"/>
+              </w:rPr>
+              <w:t>274</w:t>
+            </w:r>
+          </w:p>
+        </w:tc>
+        <w:tc>
+          <w:tcPr>
             <w:tcW w:w="1660" w:type="dxa"/>
             <w:tcBorders/>
           </w:tcPr>
@@ -3432,40 +3363,13 @@
                 <w:szCs w:val="28"/>
                 <w:lang w:eastAsia="en-US" w:bidi="ar-SA"/>
               </w:rPr>
-              <w:t>274</w:t>
-            </w:r>
-          </w:p>
-        </w:tc>
-        <w:tc>
-          <w:tcPr>
-            <w:tcW w:w="1660" w:type="dxa"/>
-            <w:tcBorders/>
-          </w:tcPr>
-          <w:p>
-            <w:pPr>
-              <w:pStyle w:val="Normal"/>
-              <w:jc w:val="both"/>
-              <w:rPr>
-                <w:rFonts w:ascii="Times New Roman" w:hAnsi="Times New Roman" w:cs="Times New Roman"/>
-                <w:sz w:val="28"/>
-                <w:szCs w:val="28"/>
-              </w:rPr>
-            </w:pPr>
-            <w:r>
-              <w:rPr>
-                <w:rFonts w:eastAsia="Calibri" w:cs="Times New Roman" w:ascii="Times New Roman" w:hAnsi="Times New Roman"/>
-                <w:kern w:val="0"/>
-                <w:sz w:val="28"/>
-                <w:szCs w:val="28"/>
-                <w:lang w:eastAsia="en-US" w:bidi="ar-SA"/>
-              </w:rPr>
               <w:t>452</w:t>
             </w:r>
           </w:p>
         </w:tc>
         <w:tc>
           <w:tcPr>
-            <w:tcW w:w="1801" w:type="dxa"/>
+            <w:tcW w:w="1802" w:type="dxa"/>
             <w:tcBorders/>
           </w:tcPr>
           <w:p>
@@ -3551,6 +3455,33 @@
         </w:tc>
         <w:tc>
           <w:tcPr>
+            <w:tcW w:w="1659" w:type="dxa"/>
+            <w:tcBorders/>
+          </w:tcPr>
+          <w:p>
+            <w:pPr>
+              <w:pStyle w:val="Normal"/>
+              <w:jc w:val="both"/>
+              <w:rPr>
+                <w:rFonts w:ascii="Times New Roman" w:hAnsi="Times New Roman" w:cs="Times New Roman"/>
+                <w:sz w:val="28"/>
+                <w:szCs w:val="28"/>
+              </w:rPr>
+            </w:pPr>
+            <w:r>
+              <w:rPr>
+                <w:rFonts w:eastAsia="Calibri" w:cs="Times New Roman" w:ascii="Times New Roman" w:hAnsi="Times New Roman"/>
+                <w:kern w:val="0"/>
+                <w:sz w:val="28"/>
+                <w:szCs w:val="28"/>
+                <w:lang w:eastAsia="en-US" w:bidi="ar-SA"/>
+              </w:rPr>
+              <w:t>38</w:t>
+            </w:r>
+          </w:p>
+        </w:tc>
+        <w:tc>
+          <w:tcPr>
             <w:tcW w:w="1660" w:type="dxa"/>
             <w:tcBorders/>
           </w:tcPr>
@@ -3572,40 +3503,13 @@
                 <w:szCs w:val="28"/>
                 <w:lang w:eastAsia="en-US" w:bidi="ar-SA"/>
               </w:rPr>
-              <w:t>38</w:t>
-            </w:r>
-          </w:p>
-        </w:tc>
-        <w:tc>
-          <w:tcPr>
-            <w:tcW w:w="1660" w:type="dxa"/>
-            <w:tcBorders/>
-          </w:tcPr>
-          <w:p>
-            <w:pPr>
-              <w:pStyle w:val="Normal"/>
-              <w:jc w:val="both"/>
-              <w:rPr>
-                <w:rFonts w:ascii="Times New Roman" w:hAnsi="Times New Roman" w:cs="Times New Roman"/>
-                <w:sz w:val="28"/>
-                <w:szCs w:val="28"/>
-              </w:rPr>
-            </w:pPr>
-            <w:r>
-              <w:rPr>
-                <w:rFonts w:eastAsia="Calibri" w:cs="Times New Roman" w:ascii="Times New Roman" w:hAnsi="Times New Roman"/>
-                <w:kern w:val="0"/>
-                <w:sz w:val="28"/>
-                <w:szCs w:val="28"/>
-                <w:lang w:eastAsia="en-US" w:bidi="ar-SA"/>
-              </w:rPr>
               <w:t>42</w:t>
             </w:r>
           </w:p>
         </w:tc>
         <w:tc>
           <w:tcPr>
-            <w:tcW w:w="1801" w:type="dxa"/>
+            <w:tcW w:w="1802" w:type="dxa"/>
             <w:tcBorders/>
           </w:tcPr>
           <w:p>
@@ -3724,6 +3628,33 @@
         </w:tc>
         <w:tc>
           <w:tcPr>
+            <w:tcW w:w="1659" w:type="dxa"/>
+            <w:tcBorders/>
+          </w:tcPr>
+          <w:p>
+            <w:pPr>
+              <w:pStyle w:val="Normal"/>
+              <w:jc w:val="both"/>
+              <w:rPr>
+                <w:rFonts w:ascii="Times New Roman" w:hAnsi="Times New Roman" w:cs="Times New Roman"/>
+                <w:sz w:val="28"/>
+                <w:szCs w:val="28"/>
+              </w:rPr>
+            </w:pPr>
+            <w:r>
+              <w:rPr>
+                <w:rFonts w:eastAsia="Calibri" w:cs="Times New Roman" w:ascii="Times New Roman" w:hAnsi="Times New Roman"/>
+                <w:kern w:val="0"/>
+                <w:sz w:val="28"/>
+                <w:szCs w:val="28"/>
+                <w:lang w:eastAsia="en-US" w:bidi="ar-SA"/>
+              </w:rPr>
+              <w:t>64,9</w:t>
+            </w:r>
+          </w:p>
+        </w:tc>
+        <w:tc>
+          <w:tcPr>
             <w:tcW w:w="1660" w:type="dxa"/>
             <w:tcBorders/>
           </w:tcPr>
@@ -3745,40 +3676,13 @@
                 <w:szCs w:val="28"/>
                 <w:lang w:eastAsia="en-US" w:bidi="ar-SA"/>
               </w:rPr>
-              <w:t>64,9</w:t>
-            </w:r>
-          </w:p>
-        </w:tc>
-        <w:tc>
-          <w:tcPr>
-            <w:tcW w:w="1660" w:type="dxa"/>
-            <w:tcBorders/>
-          </w:tcPr>
-          <w:p>
-            <w:pPr>
-              <w:pStyle w:val="Normal"/>
-              <w:jc w:val="both"/>
-              <w:rPr>
-                <w:rFonts w:ascii="Times New Roman" w:hAnsi="Times New Roman" w:cs="Times New Roman"/>
-                <w:sz w:val="28"/>
-                <w:szCs w:val="28"/>
-              </w:rPr>
-            </w:pPr>
-            <w:r>
-              <w:rPr>
-                <w:rFonts w:eastAsia="Calibri" w:cs="Times New Roman" w:ascii="Times New Roman" w:hAnsi="Times New Roman"/>
-                <w:kern w:val="0"/>
-                <w:sz w:val="28"/>
-                <w:szCs w:val="28"/>
-                <w:lang w:eastAsia="en-US" w:bidi="ar-SA"/>
-              </w:rPr>
               <w:t>87,5</w:t>
             </w:r>
           </w:p>
         </w:tc>
         <w:tc>
           <w:tcPr>
-            <w:tcW w:w="1801" w:type="dxa"/>
+            <w:tcW w:w="1802" w:type="dxa"/>
             <w:tcBorders/>
           </w:tcPr>
           <w:p>
@@ -3864,6 +3768,33 @@
         </w:tc>
         <w:tc>
           <w:tcPr>
+            <w:tcW w:w="1659" w:type="dxa"/>
+            <w:tcBorders/>
+          </w:tcPr>
+          <w:p>
+            <w:pPr>
+              <w:pStyle w:val="Normal"/>
+              <w:jc w:val="both"/>
+              <w:rPr>
+                <w:rFonts w:ascii="Times New Roman" w:hAnsi="Times New Roman" w:cs="Times New Roman"/>
+                <w:sz w:val="28"/>
+                <w:szCs w:val="28"/>
+              </w:rPr>
+            </w:pPr>
+            <w:r>
+              <w:rPr>
+                <w:rFonts w:eastAsia="Calibri" w:cs="Times New Roman" w:ascii="Times New Roman" w:hAnsi="Times New Roman"/>
+                <w:kern w:val="0"/>
+                <w:sz w:val="28"/>
+                <w:szCs w:val="28"/>
+                <w:lang w:eastAsia="en-US" w:bidi="ar-SA"/>
+              </w:rPr>
+              <w:t>1,29</w:t>
+            </w:r>
+          </w:p>
+        </w:tc>
+        <w:tc>
+          <w:tcPr>
             <w:tcW w:w="1660" w:type="dxa"/>
             <w:tcBorders/>
           </w:tcPr>
@@ -3885,40 +3816,13 @@
                 <w:szCs w:val="28"/>
                 <w:lang w:eastAsia="en-US" w:bidi="ar-SA"/>
               </w:rPr>
-              <w:t>1,29</w:t>
-            </w:r>
-          </w:p>
-        </w:tc>
-        <w:tc>
-          <w:tcPr>
-            <w:tcW w:w="1660" w:type="dxa"/>
-            <w:tcBorders/>
-          </w:tcPr>
-          <w:p>
-            <w:pPr>
-              <w:pStyle w:val="Normal"/>
-              <w:jc w:val="both"/>
-              <w:rPr>
-                <w:rFonts w:ascii="Times New Roman" w:hAnsi="Times New Roman" w:cs="Times New Roman"/>
-                <w:sz w:val="28"/>
-                <w:szCs w:val="28"/>
-              </w:rPr>
-            </w:pPr>
-            <w:r>
-              <w:rPr>
-                <w:rFonts w:eastAsia="Calibri" w:cs="Times New Roman" w:ascii="Times New Roman" w:hAnsi="Times New Roman"/>
-                <w:kern w:val="0"/>
-                <w:sz w:val="28"/>
-                <w:szCs w:val="28"/>
-                <w:lang w:eastAsia="en-US" w:bidi="ar-SA"/>
-              </w:rPr>
               <w:t>3,8</w:t>
             </w:r>
           </w:p>
         </w:tc>
         <w:tc>
           <w:tcPr>
-            <w:tcW w:w="1801" w:type="dxa"/>
+            <w:tcW w:w="1802" w:type="dxa"/>
             <w:tcBorders/>
           </w:tcPr>
           <w:p>
@@ -4037,6 +3941,33 @@
         </w:tc>
         <w:tc>
           <w:tcPr>
+            <w:tcW w:w="1659" w:type="dxa"/>
+            <w:tcBorders/>
+          </w:tcPr>
+          <w:p>
+            <w:pPr>
+              <w:pStyle w:val="Normal"/>
+              <w:jc w:val="both"/>
+              <w:rPr>
+                <w:rFonts w:ascii="Times New Roman" w:hAnsi="Times New Roman" w:cs="Times New Roman"/>
+                <w:sz w:val="28"/>
+                <w:szCs w:val="28"/>
+              </w:rPr>
+            </w:pPr>
+            <w:r>
+              <w:rPr>
+                <w:rFonts w:eastAsia="Calibri" w:cs="Times New Roman" w:ascii="Times New Roman" w:hAnsi="Times New Roman"/>
+                <w:kern w:val="0"/>
+                <w:sz w:val="28"/>
+                <w:szCs w:val="28"/>
+                <w:lang w:eastAsia="en-US" w:bidi="ar-SA"/>
+              </w:rPr>
+              <w:t>4,1</w:t>
+            </w:r>
+          </w:p>
+        </w:tc>
+        <w:tc>
+          <w:tcPr>
             <w:tcW w:w="1660" w:type="dxa"/>
             <w:tcBorders/>
           </w:tcPr>
@@ -4058,40 +3989,13 @@
                 <w:szCs w:val="28"/>
                 <w:lang w:eastAsia="en-US" w:bidi="ar-SA"/>
               </w:rPr>
-              <w:t>4,1</w:t>
-            </w:r>
-          </w:p>
-        </w:tc>
-        <w:tc>
-          <w:tcPr>
-            <w:tcW w:w="1660" w:type="dxa"/>
-            <w:tcBorders/>
-          </w:tcPr>
-          <w:p>
-            <w:pPr>
-              <w:pStyle w:val="Normal"/>
-              <w:jc w:val="both"/>
-              <w:rPr>
-                <w:rFonts w:ascii="Times New Roman" w:hAnsi="Times New Roman" w:cs="Times New Roman"/>
-                <w:sz w:val="28"/>
-                <w:szCs w:val="28"/>
-              </w:rPr>
-            </w:pPr>
-            <w:r>
-              <w:rPr>
-                <w:rFonts w:eastAsia="Calibri" w:cs="Times New Roman" w:ascii="Times New Roman" w:hAnsi="Times New Roman"/>
-                <w:kern w:val="0"/>
-                <w:sz w:val="28"/>
-                <w:szCs w:val="28"/>
-                <w:lang w:eastAsia="en-US" w:bidi="ar-SA"/>
-              </w:rPr>
               <w:t>7,1</w:t>
             </w:r>
           </w:p>
         </w:tc>
         <w:tc>
           <w:tcPr>
-            <w:tcW w:w="1801" w:type="dxa"/>
+            <w:tcW w:w="1802" w:type="dxa"/>
             <w:tcBorders/>
           </w:tcPr>
           <w:p>
@@ -4198,23 +4102,7 @@
           <w:sz w:val="28"/>
           <w:szCs w:val="28"/>
         </w:rPr>
-        <w:t xml:space="preserve">Все ключевые виды железорудного сырья компания получает от своих горных комбинатов, расположенных в регионах присутствия. Основные объемы добычи и производства представлены на рисунке 1.2 </w:t>
-      </w:r>
-      <w:r>
-        <w:rPr>
-          <w:rFonts w:cs="Times New Roman" w:ascii="Times New Roman" w:hAnsi="Times New Roman"/>
-          <w:sz w:val="28"/>
-          <w:szCs w:val="28"/>
-        </w:rPr>
-        <w:t>[4, с.17]</w:t>
-      </w:r>
-      <w:r>
-        <w:rPr>
-          <w:rFonts w:cs="Times New Roman" w:ascii="Times New Roman" w:hAnsi="Times New Roman"/>
-          <w:sz w:val="28"/>
-          <w:szCs w:val="28"/>
-        </w:rPr>
-        <w:t>.</w:t>
+        <w:t>Все ключевые виды железорудного сырья компания получает от своих горных комбинатов, расположенных в регионах присутствия. Основные объемы добычи и производства представлены на рисунке 1.2 [4, с.17].</w:t>
       </w:r>
     </w:p>
     <w:p>
@@ -4490,23 +4378,7 @@
           <w:sz w:val="28"/>
           <w:szCs w:val="28"/>
         </w:rPr>
-        <w:t xml:space="preserve">Добытое сырье доставляется на Череповецкий металлургический комбинат, где осуществляется выплавка чугуна и стали, а также выпуск готового проката. Структура производства и основные виды продукции представлены на рисунке 1.3 </w:t>
-      </w:r>
-      <w:r>
-        <w:rPr>
-          <w:rFonts w:cs="Times New Roman" w:ascii="Times New Roman" w:hAnsi="Times New Roman"/>
-          <w:sz w:val="28"/>
-          <w:szCs w:val="28"/>
-        </w:rPr>
-        <w:t>[4, с. 18]</w:t>
-      </w:r>
-      <w:r>
-        <w:rPr>
-          <w:rFonts w:cs="Times New Roman" w:ascii="Times New Roman" w:hAnsi="Times New Roman"/>
-          <w:sz w:val="28"/>
-          <w:szCs w:val="28"/>
-        </w:rPr>
-        <w:t>.</w:t>
+        <w:t>Добытое сырье доставляется на Череповецкий металлургический комбинат, где осуществляется выплавка чугуна и стали, а также выпуск готового проката. Структура производства и основные виды продукции представлены на рисунке 1.3 [4, с. 18].</w:t>
       </w:r>
     </w:p>
     <w:p>
@@ -4607,23 +4479,7 @@
           <w:sz w:val="28"/>
           <w:szCs w:val="28"/>
         </w:rPr>
-        <w:t xml:space="preserve">В 2024 году на мощностях дивизиона произведено </w:t>
-      </w:r>
-      <w:r>
-        <w:rPr>
-          <w:rFonts w:cs="Times New Roman" w:ascii="Times New Roman" w:hAnsi="Times New Roman"/>
-          <w:sz w:val="28"/>
-          <w:szCs w:val="28"/>
-        </w:rPr>
-        <w:t>[4]</w:t>
-      </w:r>
-      <w:r>
-        <w:rPr>
-          <w:rFonts w:cs="Times New Roman" w:ascii="Times New Roman" w:hAnsi="Times New Roman"/>
-          <w:sz w:val="28"/>
-          <w:szCs w:val="28"/>
-        </w:rPr>
-        <w:t>:</w:t>
+        <w:t>В 2024 году на мощностях дивизиона произведено [4]:</w:t>
       </w:r>
     </w:p>
     <w:p>
@@ -5023,23 +4879,7 @@
           <w:sz w:val="28"/>
           <w:szCs w:val="28"/>
         </w:rPr>
-        <w:t xml:space="preserve">Согласно данным интегрированного отчета за 2024 год, доля продукции с высокой добавочной стоимостью в портфеле компании достигла 52%, что позволяет компании конкурировать и держать преимущество в самых маржинальных сегментах рынка </w:t>
-      </w:r>
-      <w:r>
-        <w:rPr>
-          <w:rFonts w:cs="Times New Roman" w:ascii="Times New Roman" w:hAnsi="Times New Roman"/>
-          <w:sz w:val="28"/>
-          <w:szCs w:val="28"/>
-        </w:rPr>
-        <w:t>[4]</w:t>
-      </w:r>
-      <w:r>
-        <w:rPr>
-          <w:rFonts w:cs="Times New Roman" w:ascii="Times New Roman" w:hAnsi="Times New Roman"/>
-          <w:sz w:val="28"/>
-          <w:szCs w:val="28"/>
-        </w:rPr>
-        <w:t>. ПАО «Северсталь» занимает устойчивую позицию в ключевых сегментах российского рынка металлопродукции, сохраняя конкурентоспособность за счёт вертикальной интеграции и низкой себестоимости производства.</w:t>
+        <w:t>Согласно данным интегрированного отчета за 2024 год, доля продукции с высокой добавочной стоимостью в портфеле компании достигла 52%, что позволяет компании конкурировать и держать преимущество в самых маржинальных сегментах рынка [4]. ПАО «Северсталь» занимает устойчивую позицию в ключевых сегментах российского рынка металлопродукции, сохраняя конкурентоспособность за счёт вертикальной интеграции и низкой себестоимости производства.</w:t>
       </w:r>
     </w:p>
     <w:p>
@@ -5085,23 +4925,7 @@
           <w:sz w:val="28"/>
           <w:szCs w:val="28"/>
         </w:rPr>
-        <w:t xml:space="preserve">Основные производственные и финансовые результаты ПАО «Северсталь» за 2022-2024 гг. представлены в таблице 1.3 </w:t>
-      </w:r>
-      <w:r>
-        <w:rPr>
-          <w:rFonts w:cs="Times New Roman" w:ascii="Times New Roman" w:hAnsi="Times New Roman"/>
-          <w:sz w:val="28"/>
-          <w:szCs w:val="28"/>
-        </w:rPr>
-        <w:t>[2; 3; 4]</w:t>
-      </w:r>
-      <w:r>
-        <w:rPr>
-          <w:rFonts w:cs="Times New Roman" w:ascii="Times New Roman" w:hAnsi="Times New Roman"/>
-          <w:sz w:val="28"/>
-          <w:szCs w:val="28"/>
-        </w:rPr>
-        <w:t>.</w:t>
+        <w:t>Основные производственные и финансовые результаты ПАО «Северсталь» за 2022-2024 гг. представлены в таблице 1.3 [2; 3; 4].</w:t>
       </w:r>
     </w:p>
     <w:p>
@@ -5144,17 +4968,17 @@
         <w:tblLook w:val="04a0" w:noHBand="0" w:noVBand="1" w:firstColumn="1" w:lastRow="0" w:lastColumn="0" w:firstRow="1"/>
       </w:tblPr>
       <w:tblGrid>
-        <w:gridCol w:w="2550"/>
-        <w:gridCol w:w="1665"/>
+        <w:gridCol w:w="2549"/>
+        <w:gridCol w:w="1666"/>
         <w:gridCol w:w="1662"/>
-        <w:gridCol w:w="1659"/>
-        <w:gridCol w:w="1808"/>
+        <w:gridCol w:w="1658"/>
+        <w:gridCol w:w="1809"/>
       </w:tblGrid>
       <w:tr>
         <w:trPr/>
         <w:tc>
           <w:tcPr>
-            <w:tcW w:w="2550" w:type="dxa"/>
+            <w:tcW w:w="2549" w:type="dxa"/>
             <w:tcBorders/>
           </w:tcPr>
           <w:p>
@@ -5182,7 +5006,7 @@
         </w:tc>
         <w:tc>
           <w:tcPr>
-            <w:tcW w:w="1665" w:type="dxa"/>
+            <w:tcW w:w="1666" w:type="dxa"/>
             <w:tcBorders/>
           </w:tcPr>
           <w:p>
@@ -5238,7 +5062,7 @@
         </w:tc>
         <w:tc>
           <w:tcPr>
-            <w:tcW w:w="1659" w:type="dxa"/>
+            <w:tcW w:w="1658" w:type="dxa"/>
             <w:tcBorders/>
           </w:tcPr>
           <w:p>
@@ -5266,7 +5090,7 @@
         </w:tc>
         <w:tc>
           <w:tcPr>
-            <w:tcW w:w="1808" w:type="dxa"/>
+            <w:tcW w:w="1809" w:type="dxa"/>
             <w:tcBorders/>
           </w:tcPr>
           <w:p>
@@ -5339,7 +5163,7 @@
         <w:trPr/>
         <w:tc>
           <w:tcPr>
-            <w:tcW w:w="2550" w:type="dxa"/>
+            <w:tcW w:w="2549" w:type="dxa"/>
             <w:tcBorders/>
           </w:tcPr>
           <w:p>
@@ -5367,7 +5191,7 @@
         </w:tc>
         <w:tc>
           <w:tcPr>
-            <w:tcW w:w="1665" w:type="dxa"/>
+            <w:tcW w:w="1666" w:type="dxa"/>
             <w:tcBorders/>
           </w:tcPr>
           <w:p>
@@ -5423,7 +5247,7 @@
         </w:tc>
         <w:tc>
           <w:tcPr>
-            <w:tcW w:w="1659" w:type="dxa"/>
+            <w:tcW w:w="1658" w:type="dxa"/>
             <w:tcBorders/>
           </w:tcPr>
           <w:p>
@@ -5451,7 +5275,7 @@
         </w:tc>
         <w:tc>
           <w:tcPr>
-            <w:tcW w:w="1808" w:type="dxa"/>
+            <w:tcW w:w="1809" w:type="dxa"/>
             <w:tcBorders/>
           </w:tcPr>
           <w:p>
@@ -5482,7 +5306,7 @@
         <w:trPr/>
         <w:tc>
           <w:tcPr>
-            <w:tcW w:w="2550" w:type="dxa"/>
+            <w:tcW w:w="2549" w:type="dxa"/>
             <w:tcBorders/>
           </w:tcPr>
           <w:p>
@@ -5510,7 +5334,7 @@
         </w:tc>
         <w:tc>
           <w:tcPr>
-            <w:tcW w:w="1665" w:type="dxa"/>
+            <w:tcW w:w="1666" w:type="dxa"/>
             <w:tcBorders/>
           </w:tcPr>
           <w:p>
@@ -5566,7 +5390,7 @@
         </w:tc>
         <w:tc>
           <w:tcPr>
-            <w:tcW w:w="1659" w:type="dxa"/>
+            <w:tcW w:w="1658" w:type="dxa"/>
             <w:tcBorders/>
           </w:tcPr>
           <w:p>
@@ -5594,7 +5418,7 @@
         </w:tc>
         <w:tc>
           <w:tcPr>
-            <w:tcW w:w="1808" w:type="dxa"/>
+            <w:tcW w:w="1809" w:type="dxa"/>
             <w:tcBorders/>
           </w:tcPr>
           <w:p>
@@ -5625,7 +5449,7 @@
         <w:trPr/>
         <w:tc>
           <w:tcPr>
-            <w:tcW w:w="2550" w:type="dxa"/>
+            <w:tcW w:w="2549" w:type="dxa"/>
             <w:tcBorders/>
           </w:tcPr>
           <w:p>
@@ -5653,7 +5477,7 @@
         </w:tc>
         <w:tc>
           <w:tcPr>
-            <w:tcW w:w="1665" w:type="dxa"/>
+            <w:tcW w:w="1666" w:type="dxa"/>
             <w:tcBorders/>
           </w:tcPr>
           <w:p>
@@ -5709,7 +5533,7 @@
         </w:tc>
         <w:tc>
           <w:tcPr>
-            <w:tcW w:w="1659" w:type="dxa"/>
+            <w:tcW w:w="1658" w:type="dxa"/>
             <w:tcBorders/>
           </w:tcPr>
           <w:p>
@@ -5737,7 +5561,7 @@
         </w:tc>
         <w:tc>
           <w:tcPr>
-            <w:tcW w:w="1808" w:type="dxa"/>
+            <w:tcW w:w="1809" w:type="dxa"/>
             <w:tcBorders/>
           </w:tcPr>
           <w:p>
@@ -5768,7 +5592,7 @@
         <w:trPr/>
         <w:tc>
           <w:tcPr>
-            <w:tcW w:w="2550" w:type="dxa"/>
+            <w:tcW w:w="2549" w:type="dxa"/>
             <w:tcBorders/>
           </w:tcPr>
           <w:p>
@@ -5796,7 +5620,7 @@
         </w:tc>
         <w:tc>
           <w:tcPr>
-            <w:tcW w:w="1665" w:type="dxa"/>
+            <w:tcW w:w="1666" w:type="dxa"/>
             <w:tcBorders/>
           </w:tcPr>
           <w:p>
@@ -5872,7 +5696,7 @@
         </w:tc>
         <w:tc>
           <w:tcPr>
-            <w:tcW w:w="1659" w:type="dxa"/>
+            <w:tcW w:w="1658" w:type="dxa"/>
             <w:tcBorders/>
           </w:tcPr>
           <w:p>
@@ -5900,7 +5724,7 @@
         </w:tc>
         <w:tc>
           <w:tcPr>
-            <w:tcW w:w="1808" w:type="dxa"/>
+            <w:tcW w:w="1809" w:type="dxa"/>
             <w:tcBorders/>
           </w:tcPr>
           <w:p>
@@ -5963,7 +5787,7 @@
         <w:trPr/>
         <w:tc>
           <w:tcPr>
-            <w:tcW w:w="2550" w:type="dxa"/>
+            <w:tcW w:w="2549" w:type="dxa"/>
             <w:tcBorders/>
           </w:tcPr>
           <w:p>
@@ -5991,7 +5815,7 @@
         </w:tc>
         <w:tc>
           <w:tcPr>
-            <w:tcW w:w="1665" w:type="dxa"/>
+            <w:tcW w:w="1666" w:type="dxa"/>
             <w:tcBorders/>
           </w:tcPr>
           <w:p>
@@ -6047,7 +5871,7 @@
         </w:tc>
         <w:tc>
           <w:tcPr>
-            <w:tcW w:w="1659" w:type="dxa"/>
+            <w:tcW w:w="1658" w:type="dxa"/>
             <w:tcBorders/>
           </w:tcPr>
           <w:p>
@@ -6075,7 +5899,7 @@
         </w:tc>
         <w:tc>
           <w:tcPr>
-            <w:tcW w:w="1808" w:type="dxa"/>
+            <w:tcW w:w="1809" w:type="dxa"/>
             <w:tcBorders/>
           </w:tcPr>
           <w:p>
@@ -6106,7 +5930,7 @@
         <w:trPr/>
         <w:tc>
           <w:tcPr>
-            <w:tcW w:w="2550" w:type="dxa"/>
+            <w:tcW w:w="2549" w:type="dxa"/>
             <w:tcBorders/>
           </w:tcPr>
           <w:p>
@@ -6134,7 +5958,7 @@
         </w:tc>
         <w:tc>
           <w:tcPr>
-            <w:tcW w:w="1665" w:type="dxa"/>
+            <w:tcW w:w="1666" w:type="dxa"/>
             <w:tcBorders/>
           </w:tcPr>
           <w:p>
@@ -6190,7 +6014,7 @@
         </w:tc>
         <w:tc>
           <w:tcPr>
-            <w:tcW w:w="1659" w:type="dxa"/>
+            <w:tcW w:w="1658" w:type="dxa"/>
             <w:tcBorders/>
           </w:tcPr>
           <w:p>
@@ -6218,7 +6042,7 @@
         </w:tc>
         <w:tc>
           <w:tcPr>
-            <w:tcW w:w="1808" w:type="dxa"/>
+            <w:tcW w:w="1809" w:type="dxa"/>
             <w:tcBorders/>
           </w:tcPr>
           <w:p>
@@ -6249,7 +6073,7 @@
         <w:trPr/>
         <w:tc>
           <w:tcPr>
-            <w:tcW w:w="2550" w:type="dxa"/>
+            <w:tcW w:w="2549" w:type="dxa"/>
             <w:tcBorders/>
           </w:tcPr>
           <w:p>
@@ -6277,7 +6101,7 @@
         </w:tc>
         <w:tc>
           <w:tcPr>
-            <w:tcW w:w="1665" w:type="dxa"/>
+            <w:tcW w:w="1666" w:type="dxa"/>
             <w:tcBorders/>
           </w:tcPr>
           <w:p>
@@ -6333,7 +6157,7 @@
         </w:tc>
         <w:tc>
           <w:tcPr>
-            <w:tcW w:w="1659" w:type="dxa"/>
+            <w:tcW w:w="1658" w:type="dxa"/>
             <w:tcBorders/>
           </w:tcPr>
           <w:p>
@@ -6361,7 +6185,7 @@
         </w:tc>
         <w:tc>
           <w:tcPr>
-            <w:tcW w:w="1808" w:type="dxa"/>
+            <w:tcW w:w="1809" w:type="dxa"/>
             <w:tcBorders/>
           </w:tcPr>
           <w:p>
@@ -6392,7 +6216,7 @@
         <w:trPr/>
         <w:tc>
           <w:tcPr>
-            <w:tcW w:w="2550" w:type="dxa"/>
+            <w:tcW w:w="2549" w:type="dxa"/>
             <w:tcBorders/>
           </w:tcPr>
           <w:p>
@@ -6420,7 +6244,7 @@
         </w:tc>
         <w:tc>
           <w:tcPr>
-            <w:tcW w:w="1665" w:type="dxa"/>
+            <w:tcW w:w="1666" w:type="dxa"/>
             <w:tcBorders/>
           </w:tcPr>
           <w:p>
@@ -6476,7 +6300,7 @@
         </w:tc>
         <w:tc>
           <w:tcPr>
-            <w:tcW w:w="1659" w:type="dxa"/>
+            <w:tcW w:w="1658" w:type="dxa"/>
             <w:tcBorders/>
           </w:tcPr>
           <w:p>
@@ -6504,7 +6328,7 @@
         </w:tc>
         <w:tc>
           <w:tcPr>
-            <w:tcW w:w="1808" w:type="dxa"/>
+            <w:tcW w:w="1809" w:type="dxa"/>
             <w:tcBorders/>
           </w:tcPr>
           <w:p>
@@ -6553,23 +6377,7 @@
           <w:sz w:val="28"/>
           <w:szCs w:val="28"/>
         </w:rPr>
-        <w:t xml:space="preserve">Производственные показатели </w:t>
-      </w:r>
-      <w:r>
-        <w:rPr>
-          <w:rFonts w:cs="Times New Roman" w:ascii="Times New Roman" w:hAnsi="Times New Roman"/>
-          <w:sz w:val="28"/>
-          <w:szCs w:val="28"/>
-        </w:rPr>
-        <w:t>[2; 3]</w:t>
-      </w:r>
-      <w:r>
-        <w:rPr>
-          <w:rFonts w:cs="Times New Roman" w:ascii="Times New Roman" w:hAnsi="Times New Roman"/>
-          <w:sz w:val="28"/>
-          <w:szCs w:val="28"/>
-        </w:rPr>
-        <w:t>.</w:t>
+        <w:t>Производственные показатели [2; 3].</w:t>
       </w:r>
     </w:p>
     <w:p>
@@ -6632,23 +6440,7 @@
           <w:sz w:val="28"/>
           <w:szCs w:val="28"/>
         </w:rPr>
-        <w:t xml:space="preserve">Финансовые показатели </w:t>
-      </w:r>
-      <w:r>
-        <w:rPr>
-          <w:rFonts w:cs="Times New Roman" w:ascii="Times New Roman" w:hAnsi="Times New Roman"/>
-          <w:sz w:val="28"/>
-          <w:szCs w:val="28"/>
-        </w:rPr>
-        <w:t>[2; 3; 4]</w:t>
-      </w:r>
-      <w:r>
-        <w:rPr>
-          <w:rFonts w:cs="Times New Roman" w:ascii="Times New Roman" w:hAnsi="Times New Roman"/>
-          <w:sz w:val="28"/>
-          <w:szCs w:val="28"/>
-        </w:rPr>
-        <w:t>.</w:t>
+        <w:t>Финансовые показатели [2; 3; 4].</w:t>
       </w:r>
     </w:p>
     <w:p>
@@ -6817,23 +6609,7 @@
           <w:sz w:val="28"/>
           <w:szCs w:val="28"/>
         </w:rPr>
-        <w:t xml:space="preserve"> за вычетом амортизации. Данные по амортизации приняты на уровне 40 млрд. рублей ежегодно на основе показателя 2021 года, так как в отчётах за 2022 – 2024 гг. эта цифра не была раскрыта. Это показано в таблице 1.4 </w:t>
-      </w:r>
-      <w:r>
-        <w:rPr>
-          <w:rFonts w:cs="Times New Roman" w:ascii="Times New Roman" w:hAnsi="Times New Roman"/>
-          <w:sz w:val="28"/>
-          <w:szCs w:val="28"/>
-        </w:rPr>
-        <w:t>[2; 3; 4]</w:t>
-      </w:r>
-      <w:r>
-        <w:rPr>
-          <w:rFonts w:cs="Times New Roman" w:ascii="Times New Roman" w:hAnsi="Times New Roman"/>
-          <w:sz w:val="28"/>
-          <w:szCs w:val="28"/>
-        </w:rPr>
-        <w:t>.</w:t>
+        <w:t xml:space="preserve"> за вычетом амортизации. Данные по амортизации приняты на уровне 40 млрд. рублей ежегодно на основе показателя 2021 года, так как в отчётах за 2022 – 2024 гг. эта цифра не была раскрыта. Это показано в таблице 1.4 [2; 3; 4].</w:t>
       </w:r>
     </w:p>
     <w:p>
@@ -7628,23 +7404,7 @@
           <w:sz w:val="28"/>
           <w:szCs w:val="28"/>
         </w:rPr>
-        <w:t xml:space="preserve">На рисунке 1.4 представлена организационная структура управления ПАО «Северсталь», построенная на основе анализа данных Интегрированного отчета компании за 2024 год </w:t>
-      </w:r>
-      <w:r>
-        <w:rPr>
-          <w:rFonts w:cs="Times New Roman" w:ascii="Times New Roman" w:hAnsi="Times New Roman"/>
-          <w:sz w:val="28"/>
-          <w:szCs w:val="28"/>
-        </w:rPr>
-        <w:t>[4]</w:t>
-      </w:r>
-      <w:r>
-        <w:rPr>
-          <w:rFonts w:cs="Times New Roman" w:ascii="Times New Roman" w:hAnsi="Times New Roman"/>
-          <w:sz w:val="28"/>
-          <w:szCs w:val="28"/>
-        </w:rPr>
-        <w:t>. Данная структура отражает иерархию подчинения от высших органов управления до ключевых производственных и функциональных подразделений.</w:t>
+        <w:t>На рисунке 1.4 представлена организационная структура управления ПАО «Северсталь», построенная на основе анализа данных Интегрированного отчета компании за 2024 год [4]. Данная структура отражает иерархию подчинения от высших органов управления до ключевых производственных и функциональных подразделений.</w:t>
       </w:r>
     </w:p>
     <w:p>
@@ -7800,23 +7560,7 @@
           <w:sz w:val="28"/>
           <w:szCs w:val="28"/>
         </w:rPr>
-        <w:t xml:space="preserve">Стратегическое управление в ПАО «Северсталь» реализуется через систему долгосрочного планирования, ключевым документом которой является Стратегия развития компании на 2024–2028 годы. В отчетном году компания представила обновленную стратегию, сохранив ее фундаментальные принципы, но дополнив новыми элементами. Стратегия определяет пять ключевых элементов </w:t>
-      </w:r>
-      <w:r>
-        <w:rPr>
-          <w:rFonts w:cs="Times New Roman" w:ascii="Times New Roman" w:hAnsi="Times New Roman"/>
-          <w:sz w:val="28"/>
-          <w:szCs w:val="28"/>
-        </w:rPr>
-        <w:t>[4, с. 15-16]</w:t>
-      </w:r>
-      <w:r>
-        <w:rPr>
-          <w:rFonts w:cs="Times New Roman" w:ascii="Times New Roman" w:hAnsi="Times New Roman"/>
-          <w:sz w:val="28"/>
-          <w:szCs w:val="28"/>
-        </w:rPr>
-        <w:t>:</w:t>
+        <w:t>Стратегическое управление в ПАО «Северсталь» реализуется через систему долгосрочного планирования, ключевым документом которой является Стратегия развития компании на 2024–2028 годы. В отчетном году компания представила обновленную стратегию, сохранив ее фундаментальные принципы, но дополнив новыми элементами. Стратегия определяет пять ключевых элементов [4, с. 15-16]:</w:t>
       </w:r>
     </w:p>
     <w:p>
@@ -7963,23 +7707,7 @@
           <w:sz w:val="28"/>
           <w:szCs w:val="28"/>
         </w:rPr>
-        <w:t xml:space="preserve">Среднесрочное управление охватывает планирование от одного до трёх лет. В рамках планирования компания утверждает целевые экологические программы, направленные на снижение воздействия на окружающую среду и распределение финансирования по годам </w:t>
-      </w:r>
-      <w:r>
-        <w:rPr>
-          <w:rFonts w:cs="Times New Roman" w:ascii="Times New Roman" w:hAnsi="Times New Roman"/>
-          <w:sz w:val="28"/>
-          <w:szCs w:val="28"/>
-        </w:rPr>
-        <w:t>[4, с.70-75]</w:t>
-      </w:r>
-      <w:r>
-        <w:rPr>
-          <w:rFonts w:cs="Times New Roman" w:ascii="Times New Roman" w:hAnsi="Times New Roman"/>
-          <w:sz w:val="28"/>
-          <w:szCs w:val="28"/>
-        </w:rPr>
-        <w:t>. Ответственность за исполнение среднесрочных планов несут руководители дивизионов и дирекций.</w:t>
+        <w:t>Среднесрочное управление охватывает планирование от одного до трёх лет. В рамках планирования компания утверждает целевые экологические программы, направленные на снижение воздействия на окружающую среду и распределение финансирования по годам [4, с.70-75]. Ответственность за исполнение среднесрочных планов несут руководители дивизионов и дирекций.</w:t>
       </w:r>
     </w:p>
     <w:p>
@@ -8000,23 +7728,7 @@
           <w:sz w:val="28"/>
           <w:szCs w:val="28"/>
         </w:rPr>
-        <w:t xml:space="preserve">Оперативное планирование на предприятии представляет собой систему управления на горизонте года с детализацией до квартала, месяца, недели и смены, цель которой - обеспечить выполнение производственных и сбытовых задач при соблюдении бюджетных ограничений и требований по безопасности. В рамках оперативного планирования утверждается годовой бюджет и годовые целевые показатели, после чего формируются календарные планы производства и отгрузок, графики ремонтов и остановок оборудования, планы закупок и снабжения, а также логистические планы по перевозкам и складированию </w:t>
-      </w:r>
-      <w:r>
-        <w:rPr>
-          <w:rFonts w:cs="Times New Roman" w:ascii="Times New Roman" w:hAnsi="Times New Roman"/>
-          <w:sz w:val="28"/>
-          <w:szCs w:val="28"/>
-        </w:rPr>
-        <w:t>[4, с.29, 95-96, 144-146]</w:t>
-      </w:r>
-      <w:r>
-        <w:rPr>
-          <w:rFonts w:cs="Times New Roman" w:ascii="Times New Roman" w:hAnsi="Times New Roman"/>
-          <w:sz w:val="28"/>
-          <w:szCs w:val="28"/>
-        </w:rPr>
-        <w:t>. Далее управление строится как регулярный цикл контроля исполнения, а итогом является обеспечение выполнения годовых целей и поддержание устойчивости процессов при изменении внешних условий.</w:t>
+        <w:t>Оперативное планирование на предприятии представляет собой систему управления на горизонте года с детализацией до квартала, месяца, недели и смены, цель которой - обеспечить выполнение производственных и сбытовых задач при соблюдении бюджетных ограничений и требований по безопасности. В рамках оперативного планирования утверждается годовой бюджет и годовые целевые показатели, после чего формируются календарные планы производства и отгрузок, графики ремонтов и остановок оборудования, планы закупок и снабжения, а также логистические планы по перевозкам и складированию [4, с.29, 95-96, 144-146]. Далее управление строится как регулярный цикл контроля исполнения, а итогом является обеспечение выполнения годовых целей и поддержание устойчивости процессов при изменении внешних условий.</w:t>
       </w:r>
     </w:p>
     <w:p>
@@ -8121,47 +7833,7 @@
           <w:sz w:val="28"/>
           <w:szCs w:val="28"/>
         </w:rPr>
-        <w:t xml:space="preserve">Для обеспечения бесперебойной работы распределенных производственных и управляющих структур ПАО «Северсталь» используется многоуровневая корпоративная сеть передачи данных. Сеть построена по иерархическому принципу с выделением центрального узла (ЦОД в Москве) и резервного центра (г. Череповец). Логическая структура сети обеспечивает сегментацию корпоративных и промышленных сетей, а также защищенный доступ для удаленных сотрудников через VPN. На основе общих принципов построения </w:t>
-      </w:r>
-      <w:r>
-        <w:rPr>
-          <w:rFonts w:cs="Times New Roman" w:ascii="Times New Roman" w:hAnsi="Times New Roman"/>
-          <w:sz w:val="28"/>
-          <w:szCs w:val="28"/>
-        </w:rPr>
-        <w:t xml:space="preserve">корпоративных сетей и данных Интегрированного отчета ПАО «Северсталь» </w:t>
-      </w:r>
-      <w:r>
-        <w:rPr>
-          <w:rFonts w:cs="Times New Roman" w:ascii="Times New Roman" w:hAnsi="Times New Roman"/>
-          <w:sz w:val="28"/>
-          <w:szCs w:val="28"/>
-        </w:rPr>
-        <w:t xml:space="preserve">за 2024 год </w:t>
-      </w:r>
-      <w:r>
-        <w:rPr>
-          <w:rFonts w:cs="Times New Roman" w:ascii="Times New Roman" w:hAnsi="Times New Roman"/>
-          <w:sz w:val="28"/>
-          <w:szCs w:val="28"/>
-        </w:rPr>
-        <w:t xml:space="preserve">[4] </w:t>
-      </w:r>
-      <w:r>
-        <w:rPr>
-          <w:rFonts w:cs="Times New Roman" w:ascii="Times New Roman" w:hAnsi="Times New Roman"/>
-          <w:sz w:val="28"/>
-          <w:szCs w:val="28"/>
-        </w:rPr>
-        <w:t xml:space="preserve">показана логическая схема компьютерной сети ПАО «Северсталь» на рисунке </w:t>
-      </w:r>
-      <w:r>
-        <w:rPr>
-          <w:rFonts w:cs="Times New Roman" w:ascii="Times New Roman" w:hAnsi="Times New Roman"/>
-          <w:sz w:val="28"/>
-          <w:szCs w:val="28"/>
-        </w:rPr>
-        <w:t>1.5.</w:t>
+        <w:t>Для обеспечения бесперебойной работы распределенных производственных и управляющих структур ПАО «Северсталь» используется многоуровневая корпоративная сеть передачи данных. Сеть построена по иерархическому принципу с выделением центрального узла (ЦОД в Москве) и резервного центра (г. Череповец). Логическая структура сети обеспечивает сегментацию корпоративных и промышленных сетей, а также защищенный доступ для удаленных сотрудников через VPN. На основе общих принципов построения корпоративных сетей и данных Интегрированного отчета ПАО «Северсталь» за 2024 год [4] показана логическая схема компьютерной сети ПАО «Северсталь» на рисунке 1.5.</w:t>
       </w:r>
     </w:p>
     <w:p>
@@ -8422,23 +8094,7 @@
           <w:sz w:val="28"/>
           <w:szCs w:val="28"/>
         </w:rPr>
-        <w:t xml:space="preserve">Клиентские сервисы. Для взаимодействия с заказчиками существует мобильное приложение Checksteel. Оно обеспечивает контроль качества продукции и делает удобным взаимодействие с конечным покупателем </w:t>
-      </w:r>
-      <w:r>
-        <w:rPr>
-          <w:rFonts w:cs="Times New Roman" w:ascii="Times New Roman" w:hAnsi="Times New Roman"/>
-          <w:sz w:val="28"/>
-          <w:szCs w:val="28"/>
-        </w:rPr>
-        <w:t>[4, с. 82]</w:t>
-      </w:r>
-      <w:r>
-        <w:rPr>
-          <w:rFonts w:cs="Times New Roman" w:ascii="Times New Roman" w:hAnsi="Times New Roman"/>
-          <w:sz w:val="28"/>
-          <w:szCs w:val="28"/>
-        </w:rPr>
-        <w:t>.</w:t>
+        <w:t>Клиентские сервисы. Для взаимодействия с заказчиками существует мобильное приложение Checksteel. Оно обеспечивает контроль качества продукции и делает удобным взаимодействие с конечным покупателем [4, с. 82].</w:t>
       </w:r>
     </w:p>
     <w:p>
@@ -8568,39 +8224,7 @@
           <w:sz w:val="28"/>
           <w:szCs w:val="28"/>
         </w:rPr>
-        <w:t>В экологической сфере «Северсталь» снижает выбросы в атмосферу, реализует проекты по повышению энергоэффективности и созданию карбоновых полигонов [4, с. 1</w:t>
-      </w:r>
-      <w:r>
-        <w:rPr>
-          <w:rFonts w:cs="Times New Roman" w:ascii="Times New Roman" w:hAnsi="Times New Roman"/>
-          <w:sz w:val="28"/>
-          <w:szCs w:val="28"/>
-        </w:rPr>
-        <w:t>83</w:t>
-      </w:r>
-      <w:r>
-        <w:rPr>
-          <w:rFonts w:cs="Times New Roman" w:ascii="Times New Roman" w:hAnsi="Times New Roman"/>
-          <w:sz w:val="28"/>
-          <w:szCs w:val="28"/>
-        </w:rPr>
-        <w:t>–</w:t>
-      </w:r>
-      <w:r>
-        <w:rPr>
-          <w:rFonts w:cs="Times New Roman" w:ascii="Times New Roman" w:hAnsi="Times New Roman"/>
-          <w:sz w:val="28"/>
-          <w:szCs w:val="28"/>
-        </w:rPr>
-        <w:t>187, 199-203</w:t>
-      </w:r>
-      <w:r>
-        <w:rPr>
-          <w:rFonts w:cs="Times New Roman" w:ascii="Times New Roman" w:hAnsi="Times New Roman"/>
-          <w:sz w:val="28"/>
-          <w:szCs w:val="28"/>
-        </w:rPr>
-        <w:t>].</w:t>
+        <w:t>В экологической сфере «Северсталь» снижает выбросы в атмосферу, реализует проекты по повышению энергоэффективности и созданию карбоновых полигонов [4, с. 183–187, 199-203].</w:t>
       </w:r>
     </w:p>
     <w:p>
@@ -8642,23 +8266,7 @@
           <w:sz w:val="28"/>
           <w:szCs w:val="28"/>
         </w:rPr>
-        <w:t>В области охраны труда действует комплекс «Контроль охраны труда», который охватывает более 37 тысяч сотрудников [4, с. 14</w:t>
-      </w:r>
-      <w:r>
-        <w:rPr>
-          <w:rFonts w:cs="Times New Roman" w:ascii="Times New Roman" w:hAnsi="Times New Roman"/>
-          <w:sz w:val="28"/>
-          <w:szCs w:val="28"/>
-        </w:rPr>
-        <w:t>2</w:t>
-      </w:r>
-      <w:r>
-        <w:rPr>
-          <w:rFonts w:cs="Times New Roman" w:ascii="Times New Roman" w:hAnsi="Times New Roman"/>
-          <w:sz w:val="28"/>
-          <w:szCs w:val="28"/>
-        </w:rPr>
-        <w:t xml:space="preserve">–146]. </w:t>
+        <w:t xml:space="preserve">В области охраны труда действует комплекс «Контроль охраны труда», который охватывает более 37 тысяч сотрудников [4, с. 142–146]. </w:t>
       </w:r>
     </w:p>
     <w:p>
@@ -8679,23 +8287,7 @@
           <w:sz w:val="28"/>
           <w:szCs w:val="28"/>
         </w:rPr>
-        <w:t xml:space="preserve">Анализ проблем и текущих проектов ПАО «Северсталь» показывает, что две ключевые угрозы компании – кибербезопасность и охрана труда. Они всегда зависят от уровня осведомленности сотрудников и человеческого фактора. Компания официально признает проблемы: в отчетах за 2022 и 2023 годы имели место смертельные случаи на производстве, а количество отражаемых кибератак – более 3000 ежемесячно </w:t>
-      </w:r>
-      <w:r>
-        <w:rPr>
-          <w:rFonts w:cs="Times New Roman" w:ascii="Times New Roman" w:hAnsi="Times New Roman"/>
-          <w:sz w:val="28"/>
-          <w:szCs w:val="28"/>
-        </w:rPr>
-        <w:t>[2; 3]</w:t>
-      </w:r>
-      <w:r>
-        <w:rPr>
-          <w:rFonts w:cs="Times New Roman" w:ascii="Times New Roman" w:hAnsi="Times New Roman"/>
-          <w:sz w:val="28"/>
-          <w:szCs w:val="28"/>
-        </w:rPr>
-        <w:t xml:space="preserve">. Существующие системы позволяют фиксировать нарушения и отражать атаки, однако они ориентированы на реагирование на уже произошедший инцидент, а не на профилактику для сотрудников. Это подтверждает необходимость разработки инструментов, направленных на повышении компетенции сотрудников в сфере кибербезопасности и охраны труда, чтобы предотвращать нарушения еще на этапе обучения. </w:t>
+        <w:t xml:space="preserve">Анализ проблем и текущих проектов ПАО «Северсталь» показывает, что две ключевые угрозы компании – кибербезопасность и охрана труда. Они всегда зависят от уровня осведомленности сотрудников и человеческого фактора. Компания официально признает проблемы: в отчетах за 2022 и 2023 годы имели место смертельные случаи на производстве, а количество отражаемых кибератак – более 3000 ежемесячно [2; 3]. Существующие системы позволяют фиксировать нарушения и отражать атаки, однако они ориентированы на реагирование на уже произошедший инцидент, а не на профилактику для сотрудников. Это подтверждает необходимость разработки инструментов, направленных на повышении компетенции сотрудников в сфере кибербезопасности и охраны труда, чтобы предотвращать нарушения еще на этапе обучения. </w:t>
       </w:r>
     </w:p>
     <w:p>
@@ -9525,17 +9117,7 @@
           <w:sz w:val="28"/>
           <w:szCs w:val="28"/>
         </w:rPr>
-        <w:t xml:space="preserve">В таблице </w:t>
-      </w:r>
-      <w:r>
-        <w:rPr>
-          <w:rFonts w:cs="Times New Roman" w:ascii="Times New Roman" w:hAnsi="Times New Roman"/>
-          <w:b w:val="false"/>
-          <w:bCs w:val="false"/>
-          <w:sz w:val="28"/>
-          <w:szCs w:val="28"/>
-        </w:rPr>
-        <w:t>2.1 представлен типовой состав основных бизнес-процессов ПАО «Северсталь», выделенных на основе перечня [6] и адаптированных под организационную структуру компании.</w:t>
+        <w:t>В таблице 2.1 представлен типовой состав основных бизнес-процессов ПАО «Северсталь», выделенных на основе перечня [6] и адаптированных под организационную структуру компании.</w:t>
       </w:r>
     </w:p>
     <w:p>
@@ -23223,6 +22805,186 @@
       </w:tr>
       <w:tr>
         <w:trPr>
+          <w:trHeight w:val="776" w:hRule="atLeast"/>
+        </w:trPr>
+        <w:tc>
+          <w:tcPr>
+            <w:tcW w:w="14251" w:type="dxa"/>
+            <w:gridSpan w:val="4"/>
+            <w:tcBorders>
+              <w:start w:val="single" w:sz="4" w:space="0" w:color="000000"/>
+              <w:bottom w:val="single" w:sz="4" w:space="0" w:color="000000"/>
+              <w:end w:val="single" w:sz="4" w:space="0" w:color="000000"/>
+            </w:tcBorders>
+          </w:tcPr>
+          <w:p>
+            <w:pPr>
+              <w:pStyle w:val="Normal"/>
+              <w:jc w:val="center"/>
+              <w:rPr>
+                <w:rFonts w:ascii="Times New Roman" w:hAnsi="Times New Roman" w:eastAsia="Calibri"/>
+                <w:b/>
+                <w:bCs/>
+                <w:kern w:val="0"/>
+                <w:sz w:val="28"/>
+                <w:szCs w:val="28"/>
+                <w:lang w:eastAsia="en-US" w:bidi="ar-SA"/>
+              </w:rPr>
+            </w:pPr>
+            <w:r>
+              <w:rPr>
+                <w:rFonts w:eastAsia="Calibri" w:ascii="Times New Roman" w:hAnsi="Times New Roman"/>
+                <w:b/>
+                <w:bCs/>
+                <w:kern w:val="0"/>
+                <w:sz w:val="28"/>
+                <w:szCs w:val="28"/>
+                <w:lang w:eastAsia="en-US" w:bidi="ar-SA"/>
+              </w:rPr>
+              <w:t>3.5. Отчётность по техническому обслуживанию и ресурсному обеспечению</w:t>
+            </w:r>
+          </w:p>
+        </w:tc>
+      </w:tr>
+      <w:tr>
+        <w:trPr>
+          <w:trHeight w:val="315" w:hRule="atLeast"/>
+        </w:trPr>
+        <w:tc>
+          <w:tcPr>
+            <w:tcW w:w="1349" w:type="dxa"/>
+            <w:tcBorders>
+              <w:start w:val="single" w:sz="4" w:space="0" w:color="000000"/>
+              <w:bottom w:val="single" w:sz="4" w:space="0" w:color="000000"/>
+              <w:end w:val="single" w:sz="4" w:space="0" w:color="000000"/>
+            </w:tcBorders>
+          </w:tcPr>
+          <w:p>
+            <w:pPr>
+              <w:pStyle w:val="Normal"/>
+              <w:jc w:val="both"/>
+              <w:rPr>
+                <w:rFonts w:ascii="Times New Roman" w:hAnsi="Times New Roman" w:eastAsia="Calibri"/>
+                <w:kern w:val="0"/>
+                <w:sz w:val="28"/>
+                <w:szCs w:val="28"/>
+                <w:lang w:eastAsia="en-US" w:bidi="ar-SA"/>
+              </w:rPr>
+            </w:pPr>
+            <w:r>
+              <w:rPr>
+                <w:rFonts w:eastAsia="Calibri" w:ascii="Times New Roman" w:hAnsi="Times New Roman"/>
+                <w:kern w:val="0"/>
+                <w:sz w:val="28"/>
+                <w:szCs w:val="28"/>
+                <w:lang w:eastAsia="en-US" w:bidi="ar-SA"/>
+              </w:rPr>
+              <w:t>3.5.1.</w:t>
+            </w:r>
+          </w:p>
+        </w:tc>
+        <w:tc>
+          <w:tcPr>
+            <w:tcW w:w="6801" w:type="dxa"/>
+            <w:tcBorders>
+              <w:start w:val="single" w:sz="4" w:space="0" w:color="000000"/>
+              <w:bottom w:val="single" w:sz="4" w:space="0" w:color="000000"/>
+              <w:end w:val="single" w:sz="4" w:space="0" w:color="000000"/>
+            </w:tcBorders>
+          </w:tcPr>
+          <w:p>
+            <w:pPr>
+              <w:pStyle w:val="Normal"/>
+              <w:jc w:val="both"/>
+              <w:rPr>
+                <w:rFonts w:ascii="Times New Roman" w:hAnsi="Times New Roman" w:eastAsia="Calibri"/>
+                <w:kern w:val="0"/>
+                <w:sz w:val="28"/>
+                <w:szCs w:val="28"/>
+                <w:lang w:eastAsia="en-US" w:bidi="ar-SA"/>
+              </w:rPr>
+            </w:pPr>
+            <w:r>
+              <w:rPr>
+                <w:rFonts w:eastAsia="Calibri" w:ascii="Times New Roman" w:hAnsi="Times New Roman"/>
+                <w:kern w:val="0"/>
+                <w:sz w:val="28"/>
+                <w:szCs w:val="28"/>
+                <w:lang w:eastAsia="en-US" w:bidi="ar-SA"/>
+              </w:rPr>
+              <w:t>Формирование сводного отчета по техническому обслуживанию и ресурсному обеспечению</w:t>
+            </w:r>
+          </w:p>
+        </w:tc>
+        <w:tc>
+          <w:tcPr>
+            <w:tcW w:w="3263" w:type="dxa"/>
+            <w:tcBorders>
+              <w:start w:val="single" w:sz="4" w:space="0" w:color="000000"/>
+              <w:bottom w:val="single" w:sz="4" w:space="0" w:color="000000"/>
+              <w:end w:val="single" w:sz="4" w:space="0" w:color="000000"/>
+            </w:tcBorders>
+          </w:tcPr>
+          <w:p>
+            <w:pPr>
+              <w:pStyle w:val="Normal"/>
+              <w:jc w:val="both"/>
+              <w:rPr>
+                <w:rFonts w:ascii="Times New Roman" w:hAnsi="Times New Roman" w:eastAsia="Calibri"/>
+                <w:kern w:val="0"/>
+                <w:sz w:val="28"/>
+                <w:szCs w:val="28"/>
+                <w:lang w:eastAsia="en-US" w:bidi="ar-SA"/>
+              </w:rPr>
+            </w:pPr>
+            <w:r>
+              <w:rPr>
+                <w:rFonts w:eastAsia="Calibri" w:ascii="Times New Roman" w:hAnsi="Times New Roman"/>
+                <w:kern w:val="0"/>
+                <w:sz w:val="28"/>
+                <w:szCs w:val="28"/>
+                <w:lang w:eastAsia="en-US" w:bidi="ar-SA"/>
+              </w:rPr>
+              <w:t>Экономический отдел</w:t>
+            </w:r>
+          </w:p>
+        </w:tc>
+        <w:tc>
+          <w:tcPr>
+            <w:tcW w:w="2838" w:type="dxa"/>
+            <w:tcBorders>
+              <w:start w:val="single" w:sz="4" w:space="0" w:color="000000"/>
+              <w:bottom w:val="single" w:sz="4" w:space="0" w:color="000000"/>
+              <w:end w:val="single" w:sz="4" w:space="0" w:color="000000"/>
+            </w:tcBorders>
+          </w:tcPr>
+          <w:p>
+            <w:pPr>
+              <w:pStyle w:val="Normal"/>
+              <w:jc w:val="both"/>
+              <w:rPr>
+                <w:rFonts w:ascii="Times New Roman" w:hAnsi="Times New Roman" w:eastAsia="Calibri"/>
+                <w:kern w:val="0"/>
+                <w:sz w:val="28"/>
+                <w:szCs w:val="28"/>
+                <w:lang w:eastAsia="en-US" w:bidi="ar-SA"/>
+              </w:rPr>
+            </w:pPr>
+            <w:r>
+              <w:rPr>
+                <w:rFonts w:eastAsia="Calibri" w:ascii="Times New Roman" w:hAnsi="Times New Roman"/>
+                <w:kern w:val="0"/>
+                <w:sz w:val="28"/>
+                <w:szCs w:val="28"/>
+                <w:lang w:eastAsia="en-US" w:bidi="ar-SA"/>
+              </w:rPr>
+              <w:t>У</w:t>
+            </w:r>
+          </w:p>
+        </w:tc>
+      </w:tr>
+      <w:tr>
+        <w:trPr>
           <w:trHeight w:val="315" w:hRule="atLeast"/>
         </w:trPr>
         <w:tc>
@@ -32916,7 +32678,7 @@
           <w:pgNumType w:fmt="decimal"/>
           <w:formProt w:val="false"/>
           <w:textDirection w:val="lrTb"/>
-          <w:docGrid w:type="default" w:linePitch="360" w:charSpace="4294962994"/>
+          <w:docGrid w:type="default" w:linePitch="360" w:charSpace="0"/>
         </w:sectPr>
       </w:pPr>
       <w:r>
@@ -34235,15 +33997,7 @@
       </w:pPr>
       <w:r>
         <w:rPr/>
-        <w:t xml:space="preserve">На рисунках 2.2 – 2.7 показаны схемы основных бизнес-процессов предприятия, составленные на основе таблицы </w:t>
-      </w:r>
-      <w:r>
-        <w:rPr/>
-        <w:t>2.2</w:t>
-      </w:r>
-      <w:r>
-        <w:rPr/>
-        <w:t>:</w:t>
+        <w:t>На рисунках 2.2 – 2.7 показаны схемы основных бизнес-процессов предприятия, составленные на основе таблицы 2.2:</w:t>
       </w:r>
     </w:p>
     <w:p>
@@ -34715,17 +34469,7 @@
           <w:sz w:val="28"/>
           <w:szCs w:val="28"/>
         </w:rPr>
-        <w:t xml:space="preserve">1) </w:t>
-      </w:r>
-      <w:r>
-        <w:rPr>
-          <w:rFonts w:cs="Times New Roman" w:ascii="Times New Roman" w:hAnsi="Times New Roman"/>
-          <w:b w:val="false"/>
-          <w:bCs w:val="false"/>
-          <w:sz w:val="28"/>
-          <w:szCs w:val="28"/>
-        </w:rPr>
-        <w:t>Официальный сайт ФНС России. Выписка из Единого государственного реестра юридических лиц. — [Электронный ресурс]: https://egrul.nalog.ru/index.html (дата обращения: 15.03.2026).</w:t>
+        <w:t>1) Официальный сайт ФНС России. Выписка из Единого государственного реестра юридических лиц. — [Электронный ресурс]: https://egrul.nalog.ru/index.html (дата обращения: 15.03.2026).</w:t>
       </w:r>
     </w:p>
     <w:p>
@@ -34753,17 +34497,7 @@
           <w:sz w:val="28"/>
           <w:szCs w:val="28"/>
         </w:rPr>
-        <w:t xml:space="preserve">2) </w:t>
-      </w:r>
-      <w:r>
-        <w:rPr>
-          <w:rFonts w:cs="Times New Roman" w:ascii="Times New Roman" w:hAnsi="Times New Roman"/>
-          <w:b w:val="false"/>
-          <w:bCs w:val="false"/>
-          <w:sz w:val="28"/>
-          <w:szCs w:val="28"/>
-        </w:rPr>
-        <w:t xml:space="preserve">Официальный сайт ПАО «Северсталь». Отчёт об устойчивом развитии за 2022 год. — [Электронный ресурс]: </w:t>
+        <w:t xml:space="preserve">2) Официальный сайт ПАО «Северсталь». Отчёт об устойчивом развитии за 2022 год. — [Электронный ресурс]: </w:t>
       </w:r>
       <w:hyperlink r:id="rId19">
         <w:r>
@@ -34804,17 +34538,7 @@
           <w:sz w:val="28"/>
           <w:szCs w:val="28"/>
         </w:rPr>
-        <w:t xml:space="preserve">3) </w:t>
-      </w:r>
-      <w:r>
-        <w:rPr>
-          <w:rFonts w:cs="Times New Roman" w:ascii="Times New Roman" w:hAnsi="Times New Roman"/>
-          <w:b w:val="false"/>
-          <w:bCs w:val="false"/>
-          <w:sz w:val="28"/>
-          <w:szCs w:val="28"/>
-        </w:rPr>
-        <w:t xml:space="preserve">Официальный сайт ПАО «Северсталь». Интегрированный отчёт за 2023 год. — [Электронный ресурс]: </w:t>
+        <w:t xml:space="preserve">3) Официальный сайт ПАО «Северсталь». Интегрированный отчёт за 2023 год. — [Электронный ресурс]: </w:t>
       </w:r>
       <w:hyperlink r:id="rId20">
         <w:r>
@@ -34855,17 +34579,7 @@
           <w:sz w:val="28"/>
           <w:szCs w:val="28"/>
         </w:rPr>
-        <w:t xml:space="preserve">4) </w:t>
-      </w:r>
-      <w:r>
-        <w:rPr>
-          <w:rFonts w:cs="Times New Roman" w:ascii="Times New Roman" w:hAnsi="Times New Roman"/>
-          <w:b w:val="false"/>
-          <w:bCs w:val="false"/>
-          <w:sz w:val="28"/>
-          <w:szCs w:val="28"/>
-        </w:rPr>
-        <w:t xml:space="preserve">Официальный сайт ПАО «Северсталь». Отчёт об устойчивом развитии за 2024 год. — [Электронный ресурс]: https://severstal.com/upload/iblock/e06/5dgmpw1hykyis9ri0aea7jykwudvy25c/Severstal_Sustainability_Report_2024.pdf </w:t>
+        <w:t xml:space="preserve">4) Официальный сайт ПАО «Северсталь». Отчёт об устойчивом развитии за 2024 год. — [Электронный ресурс]: https://severstal.com/upload/iblock/e06/5dgmpw1hykyis9ri0aea7jykwudvy25c/Severstal_Sustainability_Report_2024.pdf </w:t>
       </w:r>
     </w:p>
     <w:p>
@@ -34893,17 +34607,7 @@
           <w:sz w:val="28"/>
           <w:szCs w:val="28"/>
         </w:rPr>
-        <w:t xml:space="preserve">5) Официальный сайт ПАО «Северсталь». </w:t>
-      </w:r>
-      <w:r>
-        <w:rPr>
-          <w:rFonts w:cs="Times New Roman" w:ascii="Times New Roman" w:hAnsi="Times New Roman"/>
-          <w:b w:val="false"/>
-          <w:bCs w:val="false"/>
-          <w:sz w:val="28"/>
-          <w:szCs w:val="28"/>
-        </w:rPr>
-        <w:t xml:space="preserve">Годовой отчёт за 2021 год. — [Электронный ресурс]: </w:t>
+        <w:t xml:space="preserve">5) Официальный сайт ПАО «Северсталь». Годовой отчёт за 2021 год. — [Электронный ресурс]: </w:t>
       </w:r>
       <w:hyperlink r:id="rId21">
         <w:r>
@@ -34944,17 +34648,7 @@
           <w:sz w:val="28"/>
           <w:szCs w:val="28"/>
         </w:rPr>
-        <w:t xml:space="preserve">6) </w:t>
-      </w:r>
-      <w:r>
-        <w:rPr>
-          <w:rFonts w:cs="Times New Roman" w:ascii="Times New Roman" w:hAnsi="Times New Roman"/>
-          <w:b w:val="false"/>
-          <w:bCs w:val="false"/>
-          <w:sz w:val="28"/>
-          <w:szCs w:val="28"/>
-        </w:rPr>
-        <w:t>Смирнов Ю.Н. Учебный курс «Проектирование информационных систем». Основные бизнес-задачи предприятия. — ФГБОУ ВО КГЭУ, Moodle2. — [Электронный ресурс]: https://lms2.kgeu.ru/pluginfile.php/131479/mod_resource/content/1/%2305%20Основные%20бизнес-задачи%20предприятия%2B.pdf</w:t>
+        <w:t>6) Смирнов Ю.Н. Учебный курс «Проектирование информационных систем». Основные бизнес-задачи предприятия. — ФГБОУ ВО КГЭУ, Moodle2. — [Электронный ресурс]: https://lms2.kgeu.ru/pluginfile.php/131479/mod_resource/content/1/%2305%20Основные%20бизнес-задачи%20предприятия%2B.pdf</w:t>
       </w:r>
     </w:p>
     <w:sectPr>
@@ -34964,7 +34658,7 @@
       <w:pgNumType w:fmt="decimal"/>
       <w:formProt w:val="false"/>
       <w:textDirection w:val="lrTb"/>
-      <w:docGrid w:type="default" w:linePitch="360" w:charSpace="4294962994"/>
+      <w:docGrid w:type="default" w:linePitch="360" w:charSpace="0"/>
     </w:sectPr>
   </w:body>
 </w:document>
@@ -35453,6 +35147,32 @@
       <w:rFonts w:cs="Noto Sans Devanagari"/>
     </w:rPr>
   </w:style>
+  <w:style w:type="paragraph" w:styleId="user">
+    <w:name w:val="Заголовок (user)"/>
+    <w:basedOn w:val="Normal"/>
+    <w:next w:val="BodyText"/>
+    <w:qFormat/>
+    <w:pPr>
+      <w:keepNext w:val="true"/>
+      <w:spacing w:before="240" w:after="120"/>
+    </w:pPr>
+    <w:rPr>
+      <w:rFonts w:ascii="Liberation Sans" w:hAnsi="Liberation Sans" w:eastAsia="Noto Sans CJK SC" w:cs="Noto Sans Devanagari"/>
+      <w:sz w:val="28"/>
+      <w:szCs w:val="28"/>
+    </w:rPr>
+  </w:style>
+  <w:style w:type="paragraph" w:styleId="user1">
+    <w:name w:val="Указатель (user)"/>
+    <w:basedOn w:val="Normal"/>
+    <w:qFormat/>
+    <w:pPr>
+      <w:suppressLineNumbers/>
+    </w:pPr>
+    <w:rPr>
+      <w:rFonts w:cs="Noto Sans Devanagari"/>
+    </w:rPr>
+  </w:style>
   <w:style w:type="paragraph" w:styleId="Title">
     <w:name w:val="Title"/>
     <w:basedOn w:val="Normal"/>
@@ -35478,6 +35198,29 @@
     </w:pPr>
     <w:rPr/>
   </w:style>
+  <w:style w:type="paragraph" w:styleId="user2">
+    <w:name w:val="Содержимое таблицы (user)"/>
+    <w:basedOn w:val="Normal"/>
+    <w:qFormat/>
+    <w:pPr>
+      <w:widowControl w:val="false"/>
+      <w:suppressLineNumbers/>
+    </w:pPr>
+    <w:rPr/>
+  </w:style>
+  <w:style w:type="paragraph" w:styleId="user3">
+    <w:name w:val="Заголовок таблицы (user)"/>
+    <w:basedOn w:val="user2"/>
+    <w:qFormat/>
+    <w:pPr>
+      <w:suppressLineNumbers/>
+      <w:jc w:val="center"/>
+    </w:pPr>
+    <w:rPr>
+      <w:b/>
+      <w:bCs/>
+    </w:rPr>
+  </w:style>
   <w:style w:type="paragraph" w:styleId="Style16">
     <w:name w:val="Содержимое таблицы"/>
     <w:basedOn w:val="Normal"/>
@@ -35501,8 +35244,8 @@
       <w:bCs/>
     </w:rPr>
   </w:style>
-  <w:style w:type="numbering" w:styleId="Style18" w:default="1">
-    <w:name w:val="Без списка"/>
+  <w:style w:type="numbering" w:styleId="user4" w:default="1">
+    <w:name w:val="Без списка (user)"/>
     <w:uiPriority w:val="99"/>
     <w:semiHidden/>
     <w:unhideWhenUsed/>
